--- a/Quiz/Ch8 Quiz ANS.docx
+++ b/Quiz/Ch8 Quiz ANS.docx
@@ -273,7 +273,23 @@
           <w:rFonts w:ascii="Times New Roman" w:eastAsia="Georgia" w:hAnsi="Times New Roman" w:cs="Times New Roman"/>
           <w:szCs w:val="21"/>
         </w:rPr>
-        <w:t>BL performs: (1) LR = PC + 4 (save return address), (2) PC = target_address (branch to subroutine).</w:t>
+        <w:t xml:space="preserve">BL performs: (1) LR = PC + 4 (save return address), (2) PC = </w:t>
+      </w:r>
+      <w:proofErr w:type="spellStart"/>
+      <w:r>
+        <w:rPr>
+          <w:rFonts w:ascii="Times New Roman" w:eastAsia="Georgia" w:hAnsi="Times New Roman" w:cs="Times New Roman"/>
+          <w:szCs w:val="21"/>
+        </w:rPr>
+        <w:t>target_address</w:t>
+      </w:r>
+      <w:proofErr w:type="spellEnd"/>
+      <w:r>
+        <w:rPr>
+          <w:rFonts w:ascii="Times New Roman" w:eastAsia="Georgia" w:hAnsi="Times New Roman" w:cs="Times New Roman"/>
+          <w:szCs w:val="21"/>
+        </w:rPr>
+        <w:t xml:space="preserve"> (branch to subroutine).</w:t>
       </w:r>
     </w:p>
     <w:p>
@@ -1004,7 +1020,23 @@
           <w:rFonts w:ascii="Times New Roman" w:eastAsia="Georgia" w:hAnsi="Times New Roman" w:cs="Times New Roman"/>
           <w:szCs w:val="21"/>
         </w:rPr>
-        <w:t>PUSH {register_list} is equivalent to which instruction?</w:t>
+        <w:t>PUSH {</w:t>
+      </w:r>
+      <w:proofErr w:type="spellStart"/>
+      <w:r>
+        <w:rPr>
+          <w:rFonts w:ascii="Times New Roman" w:eastAsia="Georgia" w:hAnsi="Times New Roman" w:cs="Times New Roman"/>
+          <w:szCs w:val="21"/>
+        </w:rPr>
+        <w:t>register_list</w:t>
+      </w:r>
+      <w:proofErr w:type="spellEnd"/>
+      <w:r>
+        <w:rPr>
+          <w:rFonts w:ascii="Times New Roman" w:eastAsia="Georgia" w:hAnsi="Times New Roman" w:cs="Times New Roman"/>
+          <w:szCs w:val="21"/>
+        </w:rPr>
+        <w:t>} is equivalent to which instruction?</w:t>
       </w:r>
     </w:p>
     <w:p>
@@ -1020,49 +1052,177 @@
           <w:rFonts w:ascii="Times New Roman" w:eastAsia="Georgia" w:hAnsi="Times New Roman" w:cs="Times New Roman"/>
           <w:szCs w:val="21"/>
         </w:rPr>
-        <w:t>A) STMIA SP!, {register_list}</w:t>
-      </w:r>
-      <w:r>
-        <w:rPr>
-          <w:rFonts w:ascii="Times New Roman" w:hAnsi="Times New Roman" w:cs="Times New Roman"/>
-          <w:szCs w:val="21"/>
-        </w:rPr>
-        <w:br/>
-      </w:r>
-      <w:r>
-        <w:rPr>
-          <w:rFonts w:ascii="Times New Roman" w:eastAsia="Georgia" w:hAnsi="Times New Roman" w:cs="Times New Roman"/>
-          <w:szCs w:val="21"/>
-        </w:rPr>
-        <w:t>B) STMDB SP!, {register_list}</w:t>
-      </w:r>
-      <w:r>
-        <w:rPr>
-          <w:rFonts w:ascii="Times New Roman" w:hAnsi="Times New Roman" w:cs="Times New Roman"/>
-          <w:szCs w:val="21"/>
-        </w:rPr>
-        <w:br/>
-      </w:r>
-      <w:r>
-        <w:rPr>
-          <w:rFonts w:ascii="Times New Roman" w:eastAsia="Georgia" w:hAnsi="Times New Roman" w:cs="Times New Roman"/>
-          <w:szCs w:val="21"/>
-        </w:rPr>
-        <w:t>C) LDMIA SP!, {register_list}</w:t>
-      </w:r>
-      <w:r>
-        <w:rPr>
-          <w:rFonts w:ascii="Times New Roman" w:hAnsi="Times New Roman" w:cs="Times New Roman"/>
-          <w:szCs w:val="21"/>
-        </w:rPr>
-        <w:br/>
-      </w:r>
-      <w:r>
-        <w:rPr>
-          <w:rFonts w:ascii="Times New Roman" w:eastAsia="Georgia" w:hAnsi="Times New Roman" w:cs="Times New Roman"/>
-          <w:szCs w:val="21"/>
-        </w:rPr>
-        <w:t>D) LDMDB SP!, {register_list}</w:t>
+        <w:t xml:space="preserve">A) STMIA </w:t>
+      </w:r>
+      <w:proofErr w:type="gramStart"/>
+      <w:r>
+        <w:rPr>
+          <w:rFonts w:ascii="Times New Roman" w:eastAsia="Georgia" w:hAnsi="Times New Roman" w:cs="Times New Roman"/>
+          <w:szCs w:val="21"/>
+        </w:rPr>
+        <w:t>SP!,</w:t>
+      </w:r>
+      <w:proofErr w:type="gramEnd"/>
+      <w:r>
+        <w:rPr>
+          <w:rFonts w:ascii="Times New Roman" w:eastAsia="Georgia" w:hAnsi="Times New Roman" w:cs="Times New Roman"/>
+          <w:szCs w:val="21"/>
+        </w:rPr>
+        <w:t xml:space="preserve"> {</w:t>
+      </w:r>
+      <w:proofErr w:type="spellStart"/>
+      <w:r>
+        <w:rPr>
+          <w:rFonts w:ascii="Times New Roman" w:eastAsia="Georgia" w:hAnsi="Times New Roman" w:cs="Times New Roman"/>
+          <w:szCs w:val="21"/>
+        </w:rPr>
+        <w:t>register_list</w:t>
+      </w:r>
+      <w:proofErr w:type="spellEnd"/>
+      <w:r>
+        <w:rPr>
+          <w:rFonts w:ascii="Times New Roman" w:eastAsia="Georgia" w:hAnsi="Times New Roman" w:cs="Times New Roman"/>
+          <w:szCs w:val="21"/>
+        </w:rPr>
+        <w:t>}</w:t>
+      </w:r>
+      <w:r>
+        <w:rPr>
+          <w:rFonts w:ascii="Times New Roman" w:hAnsi="Times New Roman" w:cs="Times New Roman"/>
+          <w:szCs w:val="21"/>
+        </w:rPr>
+        <w:br/>
+      </w:r>
+      <w:r>
+        <w:rPr>
+          <w:rFonts w:ascii="Times New Roman" w:eastAsia="Georgia" w:hAnsi="Times New Roman" w:cs="Times New Roman"/>
+          <w:szCs w:val="21"/>
+        </w:rPr>
+        <w:t xml:space="preserve">B) STMDB </w:t>
+      </w:r>
+      <w:proofErr w:type="gramStart"/>
+      <w:r>
+        <w:rPr>
+          <w:rFonts w:ascii="Times New Roman" w:eastAsia="Georgia" w:hAnsi="Times New Roman" w:cs="Times New Roman"/>
+          <w:szCs w:val="21"/>
+        </w:rPr>
+        <w:t>SP!,</w:t>
+      </w:r>
+      <w:proofErr w:type="gramEnd"/>
+      <w:r>
+        <w:rPr>
+          <w:rFonts w:ascii="Times New Roman" w:eastAsia="Georgia" w:hAnsi="Times New Roman" w:cs="Times New Roman"/>
+          <w:szCs w:val="21"/>
+        </w:rPr>
+        <w:t xml:space="preserve"> {</w:t>
+      </w:r>
+      <w:proofErr w:type="spellStart"/>
+      <w:r>
+        <w:rPr>
+          <w:rFonts w:ascii="Times New Roman" w:eastAsia="Georgia" w:hAnsi="Times New Roman" w:cs="Times New Roman"/>
+          <w:szCs w:val="21"/>
+        </w:rPr>
+        <w:t>register_list</w:t>
+      </w:r>
+      <w:proofErr w:type="spellEnd"/>
+      <w:r>
+        <w:rPr>
+          <w:rFonts w:ascii="Times New Roman" w:eastAsia="Georgia" w:hAnsi="Times New Roman" w:cs="Times New Roman"/>
+          <w:szCs w:val="21"/>
+        </w:rPr>
+        <w:t>}</w:t>
+      </w:r>
+      <w:r>
+        <w:rPr>
+          <w:rFonts w:ascii="Times New Roman" w:hAnsi="Times New Roman" w:cs="Times New Roman"/>
+          <w:szCs w:val="21"/>
+        </w:rPr>
+        <w:br/>
+      </w:r>
+      <w:r>
+        <w:rPr>
+          <w:rFonts w:ascii="Times New Roman" w:eastAsia="Georgia" w:hAnsi="Times New Roman" w:cs="Times New Roman"/>
+          <w:szCs w:val="21"/>
+        </w:rPr>
+        <w:t xml:space="preserve">C) LDMIA </w:t>
+      </w:r>
+      <w:proofErr w:type="gramStart"/>
+      <w:r>
+        <w:rPr>
+          <w:rFonts w:ascii="Times New Roman" w:eastAsia="Georgia" w:hAnsi="Times New Roman" w:cs="Times New Roman"/>
+          <w:szCs w:val="21"/>
+        </w:rPr>
+        <w:t>SP!,</w:t>
+      </w:r>
+      <w:proofErr w:type="gramEnd"/>
+      <w:r>
+        <w:rPr>
+          <w:rFonts w:ascii="Times New Roman" w:eastAsia="Georgia" w:hAnsi="Times New Roman" w:cs="Times New Roman"/>
+          <w:szCs w:val="21"/>
+        </w:rPr>
+        <w:t xml:space="preserve"> {</w:t>
+      </w:r>
+      <w:proofErr w:type="spellStart"/>
+      <w:r>
+        <w:rPr>
+          <w:rFonts w:ascii="Times New Roman" w:eastAsia="Georgia" w:hAnsi="Times New Roman" w:cs="Times New Roman"/>
+          <w:szCs w:val="21"/>
+        </w:rPr>
+        <w:t>register_list</w:t>
+      </w:r>
+      <w:proofErr w:type="spellEnd"/>
+      <w:r>
+        <w:rPr>
+          <w:rFonts w:ascii="Times New Roman" w:eastAsia="Georgia" w:hAnsi="Times New Roman" w:cs="Times New Roman"/>
+          <w:szCs w:val="21"/>
+        </w:rPr>
+        <w:t>}</w:t>
+      </w:r>
+      <w:r>
+        <w:rPr>
+          <w:rFonts w:ascii="Times New Roman" w:hAnsi="Times New Roman" w:cs="Times New Roman"/>
+          <w:szCs w:val="21"/>
+        </w:rPr>
+        <w:br/>
+      </w:r>
+      <w:r>
+        <w:rPr>
+          <w:rFonts w:ascii="Times New Roman" w:eastAsia="Georgia" w:hAnsi="Times New Roman" w:cs="Times New Roman"/>
+          <w:szCs w:val="21"/>
+        </w:rPr>
+        <w:t xml:space="preserve">D) LDMDB </w:t>
+      </w:r>
+      <w:proofErr w:type="gramStart"/>
+      <w:r>
+        <w:rPr>
+          <w:rFonts w:ascii="Times New Roman" w:eastAsia="Georgia" w:hAnsi="Times New Roman" w:cs="Times New Roman"/>
+          <w:szCs w:val="21"/>
+        </w:rPr>
+        <w:t>SP!,</w:t>
+      </w:r>
+      <w:proofErr w:type="gramEnd"/>
+      <w:r>
+        <w:rPr>
+          <w:rFonts w:ascii="Times New Roman" w:eastAsia="Georgia" w:hAnsi="Times New Roman" w:cs="Times New Roman"/>
+          <w:szCs w:val="21"/>
+        </w:rPr>
+        <w:t xml:space="preserve"> {</w:t>
+      </w:r>
+      <w:proofErr w:type="spellStart"/>
+      <w:r>
+        <w:rPr>
+          <w:rFonts w:ascii="Times New Roman" w:eastAsia="Georgia" w:hAnsi="Times New Roman" w:cs="Times New Roman"/>
+          <w:szCs w:val="21"/>
+        </w:rPr>
+        <w:t>register_list</w:t>
+      </w:r>
+      <w:proofErr w:type="spellEnd"/>
+      <w:r>
+        <w:rPr>
+          <w:rFonts w:ascii="Times New Roman" w:eastAsia="Georgia" w:hAnsi="Times New Roman" w:cs="Times New Roman"/>
+          <w:szCs w:val="21"/>
+        </w:rPr>
+        <w:t>}</w:t>
       </w:r>
     </w:p>
     <w:p>
@@ -1137,7 +1297,23 @@
           <w:rFonts w:ascii="Times New Roman" w:eastAsia="Georgia" w:hAnsi="Times New Roman" w:cs="Times New Roman"/>
           <w:szCs w:val="21"/>
         </w:rPr>
-        <w:t>POP {register_list} is equivalent to which instruction?</w:t>
+        <w:t>POP {</w:t>
+      </w:r>
+      <w:proofErr w:type="spellStart"/>
+      <w:r>
+        <w:rPr>
+          <w:rFonts w:ascii="Times New Roman" w:eastAsia="Georgia" w:hAnsi="Times New Roman" w:cs="Times New Roman"/>
+          <w:szCs w:val="21"/>
+        </w:rPr>
+        <w:t>register_list</w:t>
+      </w:r>
+      <w:proofErr w:type="spellEnd"/>
+      <w:r>
+        <w:rPr>
+          <w:rFonts w:ascii="Times New Roman" w:eastAsia="Georgia" w:hAnsi="Times New Roman" w:cs="Times New Roman"/>
+          <w:szCs w:val="21"/>
+        </w:rPr>
+        <w:t>} is equivalent to which instruction?</w:t>
       </w:r>
     </w:p>
     <w:p>
@@ -1153,49 +1329,177 @@
           <w:rFonts w:ascii="Times New Roman" w:eastAsia="Georgia" w:hAnsi="Times New Roman" w:cs="Times New Roman"/>
           <w:szCs w:val="21"/>
         </w:rPr>
-        <w:t>A) LDMIA SP!, {register_list}</w:t>
-      </w:r>
-      <w:r>
-        <w:rPr>
-          <w:rFonts w:ascii="Times New Roman" w:hAnsi="Times New Roman" w:cs="Times New Roman"/>
-          <w:szCs w:val="21"/>
-        </w:rPr>
-        <w:br/>
-      </w:r>
-      <w:r>
-        <w:rPr>
-          <w:rFonts w:ascii="Times New Roman" w:eastAsia="Georgia" w:hAnsi="Times New Roman" w:cs="Times New Roman"/>
-          <w:szCs w:val="21"/>
-        </w:rPr>
-        <w:t>B) STMIA SP!, {register_list}</w:t>
-      </w:r>
-      <w:r>
-        <w:rPr>
-          <w:rFonts w:ascii="Times New Roman" w:hAnsi="Times New Roman" w:cs="Times New Roman"/>
-          <w:szCs w:val="21"/>
-        </w:rPr>
-        <w:br/>
-      </w:r>
-      <w:r>
-        <w:rPr>
-          <w:rFonts w:ascii="Times New Roman" w:eastAsia="Georgia" w:hAnsi="Times New Roman" w:cs="Times New Roman"/>
-          <w:szCs w:val="21"/>
-        </w:rPr>
-        <w:t>C) LDMDB SP!, {register_list}</w:t>
-      </w:r>
-      <w:r>
-        <w:rPr>
-          <w:rFonts w:ascii="Times New Roman" w:hAnsi="Times New Roman" w:cs="Times New Roman"/>
-          <w:szCs w:val="21"/>
-        </w:rPr>
-        <w:br/>
-      </w:r>
-      <w:r>
-        <w:rPr>
-          <w:rFonts w:ascii="Times New Roman" w:eastAsia="Georgia" w:hAnsi="Times New Roman" w:cs="Times New Roman"/>
-          <w:szCs w:val="21"/>
-        </w:rPr>
-        <w:t>D) STMDB SP!, {register_list}</w:t>
+        <w:t xml:space="preserve">A) LDMIA </w:t>
+      </w:r>
+      <w:proofErr w:type="gramStart"/>
+      <w:r>
+        <w:rPr>
+          <w:rFonts w:ascii="Times New Roman" w:eastAsia="Georgia" w:hAnsi="Times New Roman" w:cs="Times New Roman"/>
+          <w:szCs w:val="21"/>
+        </w:rPr>
+        <w:t>SP!,</w:t>
+      </w:r>
+      <w:proofErr w:type="gramEnd"/>
+      <w:r>
+        <w:rPr>
+          <w:rFonts w:ascii="Times New Roman" w:eastAsia="Georgia" w:hAnsi="Times New Roman" w:cs="Times New Roman"/>
+          <w:szCs w:val="21"/>
+        </w:rPr>
+        <w:t xml:space="preserve"> {</w:t>
+      </w:r>
+      <w:proofErr w:type="spellStart"/>
+      <w:r>
+        <w:rPr>
+          <w:rFonts w:ascii="Times New Roman" w:eastAsia="Georgia" w:hAnsi="Times New Roman" w:cs="Times New Roman"/>
+          <w:szCs w:val="21"/>
+        </w:rPr>
+        <w:t>register_list</w:t>
+      </w:r>
+      <w:proofErr w:type="spellEnd"/>
+      <w:r>
+        <w:rPr>
+          <w:rFonts w:ascii="Times New Roman" w:eastAsia="Georgia" w:hAnsi="Times New Roman" w:cs="Times New Roman"/>
+          <w:szCs w:val="21"/>
+        </w:rPr>
+        <w:t>}</w:t>
+      </w:r>
+      <w:r>
+        <w:rPr>
+          <w:rFonts w:ascii="Times New Roman" w:hAnsi="Times New Roman" w:cs="Times New Roman"/>
+          <w:szCs w:val="21"/>
+        </w:rPr>
+        <w:br/>
+      </w:r>
+      <w:r>
+        <w:rPr>
+          <w:rFonts w:ascii="Times New Roman" w:eastAsia="Georgia" w:hAnsi="Times New Roman" w:cs="Times New Roman"/>
+          <w:szCs w:val="21"/>
+        </w:rPr>
+        <w:t xml:space="preserve">B) STMIA </w:t>
+      </w:r>
+      <w:proofErr w:type="gramStart"/>
+      <w:r>
+        <w:rPr>
+          <w:rFonts w:ascii="Times New Roman" w:eastAsia="Georgia" w:hAnsi="Times New Roman" w:cs="Times New Roman"/>
+          <w:szCs w:val="21"/>
+        </w:rPr>
+        <w:t>SP!,</w:t>
+      </w:r>
+      <w:proofErr w:type="gramEnd"/>
+      <w:r>
+        <w:rPr>
+          <w:rFonts w:ascii="Times New Roman" w:eastAsia="Georgia" w:hAnsi="Times New Roman" w:cs="Times New Roman"/>
+          <w:szCs w:val="21"/>
+        </w:rPr>
+        <w:t xml:space="preserve"> {</w:t>
+      </w:r>
+      <w:proofErr w:type="spellStart"/>
+      <w:r>
+        <w:rPr>
+          <w:rFonts w:ascii="Times New Roman" w:eastAsia="Georgia" w:hAnsi="Times New Roman" w:cs="Times New Roman"/>
+          <w:szCs w:val="21"/>
+        </w:rPr>
+        <w:t>register_list</w:t>
+      </w:r>
+      <w:proofErr w:type="spellEnd"/>
+      <w:r>
+        <w:rPr>
+          <w:rFonts w:ascii="Times New Roman" w:eastAsia="Georgia" w:hAnsi="Times New Roman" w:cs="Times New Roman"/>
+          <w:szCs w:val="21"/>
+        </w:rPr>
+        <w:t>}</w:t>
+      </w:r>
+      <w:r>
+        <w:rPr>
+          <w:rFonts w:ascii="Times New Roman" w:hAnsi="Times New Roman" w:cs="Times New Roman"/>
+          <w:szCs w:val="21"/>
+        </w:rPr>
+        <w:br/>
+      </w:r>
+      <w:r>
+        <w:rPr>
+          <w:rFonts w:ascii="Times New Roman" w:eastAsia="Georgia" w:hAnsi="Times New Roman" w:cs="Times New Roman"/>
+          <w:szCs w:val="21"/>
+        </w:rPr>
+        <w:t xml:space="preserve">C) LDMDB </w:t>
+      </w:r>
+      <w:proofErr w:type="gramStart"/>
+      <w:r>
+        <w:rPr>
+          <w:rFonts w:ascii="Times New Roman" w:eastAsia="Georgia" w:hAnsi="Times New Roman" w:cs="Times New Roman"/>
+          <w:szCs w:val="21"/>
+        </w:rPr>
+        <w:t>SP!,</w:t>
+      </w:r>
+      <w:proofErr w:type="gramEnd"/>
+      <w:r>
+        <w:rPr>
+          <w:rFonts w:ascii="Times New Roman" w:eastAsia="Georgia" w:hAnsi="Times New Roman" w:cs="Times New Roman"/>
+          <w:szCs w:val="21"/>
+        </w:rPr>
+        <w:t xml:space="preserve"> {</w:t>
+      </w:r>
+      <w:proofErr w:type="spellStart"/>
+      <w:r>
+        <w:rPr>
+          <w:rFonts w:ascii="Times New Roman" w:eastAsia="Georgia" w:hAnsi="Times New Roman" w:cs="Times New Roman"/>
+          <w:szCs w:val="21"/>
+        </w:rPr>
+        <w:t>register_list</w:t>
+      </w:r>
+      <w:proofErr w:type="spellEnd"/>
+      <w:r>
+        <w:rPr>
+          <w:rFonts w:ascii="Times New Roman" w:eastAsia="Georgia" w:hAnsi="Times New Roman" w:cs="Times New Roman"/>
+          <w:szCs w:val="21"/>
+        </w:rPr>
+        <w:t>}</w:t>
+      </w:r>
+      <w:r>
+        <w:rPr>
+          <w:rFonts w:ascii="Times New Roman" w:hAnsi="Times New Roman" w:cs="Times New Roman"/>
+          <w:szCs w:val="21"/>
+        </w:rPr>
+        <w:br/>
+      </w:r>
+      <w:r>
+        <w:rPr>
+          <w:rFonts w:ascii="Times New Roman" w:eastAsia="Georgia" w:hAnsi="Times New Roman" w:cs="Times New Roman"/>
+          <w:szCs w:val="21"/>
+        </w:rPr>
+        <w:t xml:space="preserve">D) STMDB </w:t>
+      </w:r>
+      <w:proofErr w:type="gramStart"/>
+      <w:r>
+        <w:rPr>
+          <w:rFonts w:ascii="Times New Roman" w:eastAsia="Georgia" w:hAnsi="Times New Roman" w:cs="Times New Roman"/>
+          <w:szCs w:val="21"/>
+        </w:rPr>
+        <w:t>SP!,</w:t>
+      </w:r>
+      <w:proofErr w:type="gramEnd"/>
+      <w:r>
+        <w:rPr>
+          <w:rFonts w:ascii="Times New Roman" w:eastAsia="Georgia" w:hAnsi="Times New Roman" w:cs="Times New Roman"/>
+          <w:szCs w:val="21"/>
+        </w:rPr>
+        <w:t xml:space="preserve"> {</w:t>
+      </w:r>
+      <w:proofErr w:type="spellStart"/>
+      <w:r>
+        <w:rPr>
+          <w:rFonts w:ascii="Times New Roman" w:eastAsia="Georgia" w:hAnsi="Times New Roman" w:cs="Times New Roman"/>
+          <w:szCs w:val="21"/>
+        </w:rPr>
+        <w:t>register_list</w:t>
+      </w:r>
+      <w:proofErr w:type="spellEnd"/>
+      <w:r>
+        <w:rPr>
+          <w:rFonts w:ascii="Times New Roman" w:eastAsia="Georgia" w:hAnsi="Times New Roman" w:cs="Times New Roman"/>
+          <w:szCs w:val="21"/>
+        </w:rPr>
+        <w:t>}</w:t>
       </w:r>
     </w:p>
     <w:p>
@@ -1270,7 +1574,23 @@
           <w:rFonts w:ascii="Times New Roman" w:hAnsi="Times New Roman" w:cs="Times New Roman"/>
           <w:szCs w:val="21"/>
         </w:rPr>
-        <w:t xml:space="preserve">When you execute PUSH {R1, R2, R3}, in what </w:t>
+        <w:t xml:space="preserve">When you execute PUSH {R1, R2, </w:t>
+      </w:r>
+      <w:proofErr w:type="gramStart"/>
+      <w:r>
+        <w:rPr>
+          <w:rFonts w:ascii="Times New Roman" w:hAnsi="Times New Roman" w:cs="Times New Roman"/>
+          <w:szCs w:val="21"/>
+        </w:rPr>
+        <w:t>R3},</w:t>
+      </w:r>
+      <w:proofErr w:type="gramEnd"/>
+      <w:r>
+        <w:rPr>
+          <w:rFonts w:ascii="Times New Roman" w:hAnsi="Times New Roman" w:cs="Times New Roman"/>
+          <w:szCs w:val="21"/>
+        </w:rPr>
+        <w:t xml:space="preserve"> in what </w:t>
       </w:r>
       <w:r>
         <w:rPr>
@@ -1481,7 +1801,39 @@
           <w:rFonts w:ascii="Times New Roman" w:hAnsi="Times New Roman" w:cs="Times New Roman"/>
           <w:szCs w:val="21"/>
         </w:rPr>
-        <w:t>In full descending stack, SP is decremented BEFORE storing (pre-decrement). For PUSH {r4, r5}, SP is decremented by 8, then stores occur.</w:t>
+        <w:t xml:space="preserve">In full descending stack, SP is decremented BEFORE storing (pre-decrement). For PUSH {r4, </w:t>
+      </w:r>
+      <w:proofErr w:type="gramStart"/>
+      <w:r>
+        <w:rPr>
+          <w:rFonts w:ascii="Times New Roman" w:hAnsi="Times New Roman" w:cs="Times New Roman"/>
+          <w:szCs w:val="21"/>
+        </w:rPr>
+        <w:t>r5},</w:t>
+      </w:r>
+      <w:proofErr w:type="gramEnd"/>
+      <w:r>
+        <w:rPr>
+          <w:rFonts w:ascii="Times New Roman" w:hAnsi="Times New Roman" w:cs="Times New Roman"/>
+          <w:szCs w:val="21"/>
+        </w:rPr>
+        <w:t xml:space="preserve"> SP is </w:t>
+      </w:r>
+      <w:proofErr w:type="gramStart"/>
+      <w:r>
+        <w:rPr>
+          <w:rFonts w:ascii="Times New Roman" w:hAnsi="Times New Roman" w:cs="Times New Roman"/>
+          <w:szCs w:val="21"/>
+        </w:rPr>
+        <w:t>decremented</w:t>
+      </w:r>
+      <w:proofErr w:type="gramEnd"/>
+      <w:r>
+        <w:rPr>
+          <w:rFonts w:ascii="Times New Roman" w:hAnsi="Times New Roman" w:cs="Times New Roman"/>
+          <w:szCs w:val="21"/>
+        </w:rPr>
+        <w:t xml:space="preserve"> by 8, then stores occur.</w:t>
       </w:r>
     </w:p>
     <w:p>
@@ -1596,7 +1948,23 @@
           <w:rFonts w:ascii="Times New Roman" w:hAnsi="Times New Roman" w:cs="Times New Roman"/>
           <w:szCs w:val="21"/>
         </w:rPr>
-        <w:t>Caller-saved (R0-R3, R12): Caller preserves if needed. Callee-saved (R4-R11): Callee must preserve if modified.</w:t>
+        <w:t xml:space="preserve">Caller-saved (R0-R3, R12): Caller preserves if needed. Callee-saved (R4-R11): Callee must </w:t>
+      </w:r>
+      <w:proofErr w:type="gramStart"/>
+      <w:r>
+        <w:rPr>
+          <w:rFonts w:ascii="Times New Roman" w:hAnsi="Times New Roman" w:cs="Times New Roman"/>
+          <w:szCs w:val="21"/>
+        </w:rPr>
+        <w:t>preserve</w:t>
+      </w:r>
+      <w:proofErr w:type="gramEnd"/>
+      <w:r>
+        <w:rPr>
+          <w:rFonts w:ascii="Times New Roman" w:hAnsi="Times New Roman" w:cs="Times New Roman"/>
+          <w:szCs w:val="21"/>
+        </w:rPr>
+        <w:t xml:space="preserve"> if modified.</w:t>
       </w:r>
     </w:p>
     <w:p>
@@ -1826,7 +2194,55 @@
           <w:rFonts w:ascii="Times New Roman" w:hAnsi="Times New Roman" w:cs="Times New Roman"/>
           <w:szCs w:val="21"/>
         </w:rPr>
-        <w:t>When foo() calls bar(), the BL bar instruction overwrites LR with bar's return address, destroying foo's return address. Solution: foo must save LR before the nested call.</w:t>
+        <w:t xml:space="preserve">When </w:t>
+      </w:r>
+      <w:proofErr w:type="gramStart"/>
+      <w:r>
+        <w:rPr>
+          <w:rFonts w:ascii="Times New Roman" w:hAnsi="Times New Roman" w:cs="Times New Roman"/>
+          <w:szCs w:val="21"/>
+        </w:rPr>
+        <w:t>foo(</w:t>
+      </w:r>
+      <w:proofErr w:type="gramEnd"/>
+      <w:r>
+        <w:rPr>
+          <w:rFonts w:ascii="Times New Roman" w:hAnsi="Times New Roman" w:cs="Times New Roman"/>
+          <w:szCs w:val="21"/>
+        </w:rPr>
+        <w:t xml:space="preserve">) calls </w:t>
+      </w:r>
+      <w:proofErr w:type="gramStart"/>
+      <w:r>
+        <w:rPr>
+          <w:rFonts w:ascii="Times New Roman" w:hAnsi="Times New Roman" w:cs="Times New Roman"/>
+          <w:szCs w:val="21"/>
+        </w:rPr>
+        <w:t>bar(</w:t>
+      </w:r>
+      <w:proofErr w:type="gramEnd"/>
+      <w:r>
+        <w:rPr>
+          <w:rFonts w:ascii="Times New Roman" w:hAnsi="Times New Roman" w:cs="Times New Roman"/>
+          <w:szCs w:val="21"/>
+        </w:rPr>
+        <w:t xml:space="preserve">), the BL bar instruction overwrites LR with bar's return address, destroying foo's return address. Solution: </w:t>
+      </w:r>
+      <w:proofErr w:type="gramStart"/>
+      <w:r>
+        <w:rPr>
+          <w:rFonts w:ascii="Times New Roman" w:hAnsi="Times New Roman" w:cs="Times New Roman"/>
+          <w:szCs w:val="21"/>
+        </w:rPr>
+        <w:t>foo</w:t>
+      </w:r>
+      <w:proofErr w:type="gramEnd"/>
+      <w:r>
+        <w:rPr>
+          <w:rFonts w:ascii="Times New Roman" w:hAnsi="Times New Roman" w:cs="Times New Roman"/>
+          <w:szCs w:val="21"/>
+        </w:rPr>
+        <w:t xml:space="preserve"> must save LR before the nested call.</w:t>
       </w:r>
     </w:p>
     <w:p>
@@ -1834,6 +2250,7 @@
         <w:spacing w:before="240" w:after="0" w:line="271" w:lineRule="auto"/>
         <w:rPr>
           <w:rFonts w:ascii="Times New Roman" w:hAnsi="Times New Roman" w:cs="Times New Roman"/>
+          <w:color w:val="A6A6A6" w:themeColor="background1" w:themeShade="A6"/>
           <w:szCs w:val="21"/>
         </w:rPr>
       </w:pPr>
@@ -1842,6 +2259,7 @@
         <w:rPr>
           <w:rFonts w:ascii="Times New Roman" w:hAnsi="Times New Roman" w:cs="Times New Roman"/>
           <w:b/>
+          <w:color w:val="A6A6A6" w:themeColor="background1" w:themeShade="A6"/>
           <w:szCs w:val="21"/>
         </w:rPr>
         <w:t>Q</w:t>
@@ -1850,6 +2268,7 @@
         <w:rPr>
           <w:rFonts w:ascii="Times New Roman" w:hAnsi="Times New Roman" w:cs="Times New Roman"/>
           <w:b/>
+          <w:color w:val="A6A6A6" w:themeColor="background1" w:themeShade="A6"/>
           <w:szCs w:val="21"/>
         </w:rPr>
         <w:t xml:space="preserve">16: </w:t>
@@ -1858,6 +2277,7 @@
       <w:r>
         <w:rPr>
           <w:rFonts w:ascii="Times New Roman" w:hAnsi="Times New Roman" w:cs="Times New Roman"/>
+          <w:color w:val="A6A6A6" w:themeColor="background1" w:themeShade="A6"/>
           <w:szCs w:val="21"/>
         </w:rPr>
         <w:t>What defines a recursive function?</w:t>
@@ -1868,12 +2288,14 @@
         <w:spacing w:after="210"/>
         <w:rPr>
           <w:rFonts w:ascii="Times New Roman" w:hAnsi="Times New Roman" w:cs="Times New Roman"/>
-          <w:szCs w:val="21"/>
-        </w:rPr>
-      </w:pPr>
-      <w:r>
-        <w:rPr>
-          <w:rFonts w:ascii="Times New Roman" w:hAnsi="Times New Roman" w:cs="Times New Roman"/>
+          <w:color w:val="A6A6A6" w:themeColor="background1" w:themeShade="A6"/>
+          <w:szCs w:val="21"/>
+        </w:rPr>
+      </w:pPr>
+      <w:r>
+        <w:rPr>
+          <w:rFonts w:ascii="Times New Roman" w:hAnsi="Times New Roman" w:cs="Times New Roman"/>
+          <w:color w:val="A6A6A6" w:themeColor="background1" w:themeShade="A6"/>
           <w:szCs w:val="21"/>
         </w:rPr>
         <w:t>A) A function that calls itself on smaller sub-problems to solve a larger problem, with a base case</w:t>
@@ -1881,6 +2303,7 @@
       <w:r>
         <w:rPr>
           <w:rFonts w:ascii="Times New Roman" w:hAnsi="Times New Roman" w:cs="Times New Roman"/>
+          <w:color w:val="A6A6A6" w:themeColor="background1" w:themeShade="A6"/>
           <w:szCs w:val="21"/>
         </w:rPr>
         <w:br/>
@@ -1889,6 +2312,7 @@
       <w:r>
         <w:rPr>
           <w:rFonts w:ascii="Times New Roman" w:hAnsi="Times New Roman" w:cs="Times New Roman"/>
+          <w:color w:val="A6A6A6" w:themeColor="background1" w:themeShade="A6"/>
           <w:szCs w:val="21"/>
         </w:rPr>
         <w:br/>
@@ -1897,6 +2321,7 @@
       <w:r>
         <w:rPr>
           <w:rFonts w:ascii="Times New Roman" w:hAnsi="Times New Roman" w:cs="Times New Roman"/>
+          <w:color w:val="A6A6A6" w:themeColor="background1" w:themeShade="A6"/>
           <w:szCs w:val="21"/>
         </w:rPr>
         <w:br/>
@@ -1908,13 +2333,15 @@
         <w:spacing w:after="0"/>
         <w:rPr>
           <w:rFonts w:ascii="Times New Roman" w:hAnsi="Times New Roman" w:cs="Times New Roman"/>
-          <w:szCs w:val="21"/>
-        </w:rPr>
-      </w:pPr>
-      <w:r>
-        <w:rPr>
-          <w:rFonts w:ascii="Times New Roman" w:hAnsi="Times New Roman" w:cs="Times New Roman"/>
-          <w:b/>
+          <w:color w:val="A6A6A6" w:themeColor="background1" w:themeShade="A6"/>
+          <w:szCs w:val="21"/>
+        </w:rPr>
+      </w:pPr>
+      <w:r>
+        <w:rPr>
+          <w:rFonts w:ascii="Times New Roman" w:hAnsi="Times New Roman" w:cs="Times New Roman"/>
+          <w:b/>
+          <w:color w:val="A6A6A6" w:themeColor="background1" w:themeShade="A6"/>
           <w:szCs w:val="21"/>
         </w:rPr>
         <w:t xml:space="preserve">ANS: </w:t>
@@ -1923,6 +2350,7 @@
         <w:rPr>
           <w:rFonts w:ascii="Times New Roman" w:hAnsi="Times New Roman" w:cs="Times New Roman"/>
           <w:b/>
+          <w:color w:val="A6A6A6" w:themeColor="background1" w:themeShade="A6"/>
           <w:szCs w:val="21"/>
         </w:rPr>
         <w:t>A</w:t>
@@ -1933,15 +2361,35 @@
         <w:spacing w:after="210"/>
         <w:rPr>
           <w:rFonts w:ascii="Times New Roman" w:hAnsi="Times New Roman" w:cs="Times New Roman"/>
-          <w:szCs w:val="21"/>
-        </w:rPr>
-      </w:pPr>
-      <w:r>
-        <w:rPr>
-          <w:rFonts w:ascii="Times New Roman" w:hAnsi="Times New Roman" w:cs="Times New Roman"/>
-          <w:szCs w:val="21"/>
-        </w:rPr>
-        <w:t>A recursive function calls itself on smaller sub-problems with a base case to terminate recursion.</w:t>
+          <w:color w:val="A6A6A6" w:themeColor="background1" w:themeShade="A6"/>
+          <w:szCs w:val="21"/>
+        </w:rPr>
+      </w:pPr>
+      <w:r>
+        <w:rPr>
+          <w:rFonts w:ascii="Times New Roman" w:hAnsi="Times New Roman" w:cs="Times New Roman"/>
+          <w:color w:val="A6A6A6" w:themeColor="background1" w:themeShade="A6"/>
+          <w:szCs w:val="21"/>
+        </w:rPr>
+        <w:t xml:space="preserve">A recursive function calls </w:t>
+      </w:r>
+      <w:proofErr w:type="gramStart"/>
+      <w:r>
+        <w:rPr>
+          <w:rFonts w:ascii="Times New Roman" w:hAnsi="Times New Roman" w:cs="Times New Roman"/>
+          <w:color w:val="A6A6A6" w:themeColor="background1" w:themeShade="A6"/>
+          <w:szCs w:val="21"/>
+        </w:rPr>
+        <w:t>itself on</w:t>
+      </w:r>
+      <w:proofErr w:type="gramEnd"/>
+      <w:r>
+        <w:rPr>
+          <w:rFonts w:ascii="Times New Roman" w:hAnsi="Times New Roman" w:cs="Times New Roman"/>
+          <w:color w:val="A6A6A6" w:themeColor="background1" w:themeShade="A6"/>
+          <w:szCs w:val="21"/>
+        </w:rPr>
+        <w:t xml:space="preserve"> smaller sub-problems with a base case to terminate recursion.</w:t>
       </w:r>
     </w:p>
     <w:p>
@@ -1949,6 +2397,7 @@
         <w:spacing w:before="240" w:after="0" w:line="271" w:lineRule="auto"/>
         <w:rPr>
           <w:rFonts w:ascii="Times New Roman" w:hAnsi="Times New Roman" w:cs="Times New Roman"/>
+          <w:color w:val="A6A6A6" w:themeColor="background1" w:themeShade="A6"/>
           <w:szCs w:val="21"/>
         </w:rPr>
       </w:pPr>
@@ -1957,6 +2406,7 @@
         <w:rPr>
           <w:rFonts w:ascii="Times New Roman" w:hAnsi="Times New Roman" w:cs="Times New Roman"/>
           <w:b/>
+          <w:color w:val="A6A6A6" w:themeColor="background1" w:themeShade="A6"/>
           <w:szCs w:val="21"/>
         </w:rPr>
         <w:t>Q</w:t>
@@ -1965,6 +2415,7 @@
         <w:rPr>
           <w:rFonts w:ascii="Times New Roman" w:hAnsi="Times New Roman" w:cs="Times New Roman"/>
           <w:b/>
+          <w:color w:val="A6A6A6" w:themeColor="background1" w:themeShade="A6"/>
           <w:szCs w:val="21"/>
         </w:rPr>
         <w:t xml:space="preserve">17: </w:t>
@@ -1973,6 +2424,7 @@
       <w:r>
         <w:rPr>
           <w:rFonts w:ascii="Times New Roman" w:hAnsi="Times New Roman" w:cs="Times New Roman"/>
+          <w:color w:val="A6A6A6" w:themeColor="background1" w:themeShade="A6"/>
           <w:szCs w:val="21"/>
         </w:rPr>
         <w:t>In a recursive factorial function, what is the base case?</w:t>
@@ -1983,42 +2435,66 @@
         <w:spacing w:after="210"/>
         <w:rPr>
           <w:rFonts w:ascii="Times New Roman" w:hAnsi="Times New Roman" w:cs="Times New Roman"/>
-          <w:szCs w:val="21"/>
-        </w:rPr>
-      </w:pPr>
-      <w:r>
-        <w:rPr>
-          <w:rFonts w:ascii="Times New Roman" w:eastAsia="Georgia" w:hAnsi="Times New Roman" w:cs="Times New Roman"/>
+          <w:color w:val="A6A6A6" w:themeColor="background1" w:themeShade="A6"/>
+          <w:szCs w:val="21"/>
+        </w:rPr>
+      </w:pPr>
+      <w:r>
+        <w:rPr>
+          <w:rFonts w:ascii="Times New Roman" w:eastAsia="Georgia" w:hAnsi="Times New Roman" w:cs="Times New Roman"/>
+          <w:color w:val="A6A6A6" w:themeColor="background1" w:themeShade="A6"/>
+          <w:szCs w:val="21"/>
+        </w:rPr>
+        <w:t>A) factorial(n) = n × factorial(n-1)</w:t>
+      </w:r>
+      <w:r>
+        <w:rPr>
+          <w:rFonts w:ascii="Times New Roman" w:hAnsi="Times New Roman" w:cs="Times New Roman"/>
+          <w:color w:val="A6A6A6" w:themeColor="background1" w:themeShade="A6"/>
+          <w:szCs w:val="21"/>
+        </w:rPr>
+        <w:br/>
+        <w:t xml:space="preserve">B) </w:t>
+      </w:r>
+      <w:proofErr w:type="gramStart"/>
+      <w:r>
+        <w:rPr>
+          <w:rFonts w:ascii="Times New Roman" w:hAnsi="Times New Roman" w:cs="Times New Roman"/>
+          <w:color w:val="A6A6A6" w:themeColor="background1" w:themeShade="A6"/>
+          <w:szCs w:val="21"/>
+        </w:rPr>
+        <w:t>factorial(</w:t>
+      </w:r>
+      <w:proofErr w:type="gramEnd"/>
+      <w:r>
+        <w:rPr>
+          <w:rFonts w:ascii="Times New Roman" w:hAnsi="Times New Roman" w:cs="Times New Roman"/>
+          <w:color w:val="A6A6A6" w:themeColor="background1" w:themeShade="A6"/>
+          <w:szCs w:val="21"/>
+        </w:rPr>
+        <w:t>0) = n</w:t>
+      </w:r>
+      <w:r>
+        <w:rPr>
+          <w:rFonts w:ascii="Times New Roman" w:hAnsi="Times New Roman" w:cs="Times New Roman"/>
+          <w:color w:val="A6A6A6" w:themeColor="background1" w:themeShade="A6"/>
+          <w:szCs w:val="21"/>
+        </w:rPr>
+        <w:br/>
+      </w:r>
+      <w:r>
+        <w:rPr>
+          <w:rFonts w:ascii="Times New Roman" w:eastAsia="Georgia" w:hAnsi="Times New Roman" w:cs="Times New Roman"/>
+          <w:color w:val="A6A6A6" w:themeColor="background1" w:themeShade="A6"/>
           <w:szCs w:val="21"/>
         </w:rPr>
         <w:lastRenderedPageBreak/>
-        <w:t>A) factorial(n) = n × factorial(n-1)</w:t>
-      </w:r>
-      <w:r>
-        <w:rPr>
-          <w:rFonts w:ascii="Times New Roman" w:hAnsi="Times New Roman" w:cs="Times New Roman"/>
-          <w:szCs w:val="21"/>
-        </w:rPr>
-        <w:br/>
-        <w:t>B) factorial(0) = n</w:t>
-      </w:r>
-      <w:r>
-        <w:rPr>
-          <w:rFonts w:ascii="Times New Roman" w:hAnsi="Times New Roman" w:cs="Times New Roman"/>
-          <w:szCs w:val="21"/>
-        </w:rPr>
-        <w:br/>
-      </w:r>
-      <w:r>
-        <w:rPr>
-          <w:rFonts w:ascii="Times New Roman" w:eastAsia="Georgia" w:hAnsi="Times New Roman" w:cs="Times New Roman"/>
-          <w:szCs w:val="21"/>
-        </w:rPr>
         <w:t>C) factorial(n) = 1 if n ≤ 1</w:t>
       </w:r>
       <w:r>
         <w:rPr>
           <w:rFonts w:ascii="Times New Roman" w:hAnsi="Times New Roman" w:cs="Times New Roman"/>
+          <w:color w:val="A6A6A6" w:themeColor="background1" w:themeShade="A6"/>
           <w:szCs w:val="21"/>
         </w:rPr>
         <w:br/>
@@ -2027,6 +2503,7 @@
       <w:r>
         <w:rPr>
           <w:rFonts w:ascii="Times New Roman" w:hAnsi="Times New Roman" w:cs="Times New Roman"/>
+          <w:color w:val="A6A6A6" w:themeColor="background1" w:themeShade="A6"/>
           <w:szCs w:val="21"/>
         </w:rPr>
         <w:t>7</w:t>
@@ -2037,13 +2514,15 @@
         <w:spacing w:after="0"/>
         <w:rPr>
           <w:rFonts w:ascii="Times New Roman" w:hAnsi="Times New Roman" w:cs="Times New Roman"/>
-          <w:szCs w:val="21"/>
-        </w:rPr>
-      </w:pPr>
-      <w:r>
-        <w:rPr>
-          <w:rFonts w:ascii="Times New Roman" w:hAnsi="Times New Roman" w:cs="Times New Roman"/>
-          <w:b/>
+          <w:color w:val="A6A6A6" w:themeColor="background1" w:themeShade="A6"/>
+          <w:szCs w:val="21"/>
+        </w:rPr>
+      </w:pPr>
+      <w:r>
+        <w:rPr>
+          <w:rFonts w:ascii="Times New Roman" w:hAnsi="Times New Roman" w:cs="Times New Roman"/>
+          <w:b/>
+          <w:color w:val="A6A6A6" w:themeColor="background1" w:themeShade="A6"/>
           <w:szCs w:val="21"/>
         </w:rPr>
         <w:t xml:space="preserve">ANS: </w:t>
@@ -2052,6 +2531,7 @@
         <w:rPr>
           <w:rFonts w:ascii="Times New Roman" w:hAnsi="Times New Roman" w:cs="Times New Roman"/>
           <w:b/>
+          <w:color w:val="A6A6A6" w:themeColor="background1" w:themeShade="A6"/>
           <w:szCs w:val="21"/>
         </w:rPr>
         <w:t>C</w:t>
@@ -2062,12 +2542,14 @@
         <w:spacing w:after="210"/>
         <w:rPr>
           <w:rFonts w:ascii="Times New Roman" w:hAnsi="Times New Roman" w:cs="Times New Roman"/>
-          <w:szCs w:val="21"/>
-        </w:rPr>
-      </w:pPr>
-      <w:r>
-        <w:rPr>
-          <w:rFonts w:ascii="Times New Roman" w:eastAsia="Georgia" w:hAnsi="Times New Roman" w:cs="Times New Roman"/>
+          <w:color w:val="A6A6A6" w:themeColor="background1" w:themeShade="A6"/>
+          <w:szCs w:val="21"/>
+        </w:rPr>
+      </w:pPr>
+      <w:r>
+        <w:rPr>
+          <w:rFonts w:ascii="Times New Roman" w:eastAsia="Georgia" w:hAnsi="Times New Roman" w:cs="Times New Roman"/>
+          <w:color w:val="A6A6A6" w:themeColor="background1" w:themeShade="A6"/>
           <w:szCs w:val="21"/>
         </w:rPr>
         <w:t>Factorial base case: if (n ≤ 1) return 1. Prevents infinite recursion.</w:t>
@@ -2219,7 +2701,23 @@
           <w:rFonts w:ascii="Times New Roman" w:hAnsi="Times New Roman" w:cs="Times New Roman"/>
           <w:szCs w:val="21"/>
         </w:rPr>
-        <w:t>After executing PUSH {R1, R2}, what is the memory layout (assuming R1=0x11111111, R2=0x22222222)?</w:t>
+        <w:t xml:space="preserve">After executing PUSH {R1, </w:t>
+      </w:r>
+      <w:proofErr w:type="gramStart"/>
+      <w:r>
+        <w:rPr>
+          <w:rFonts w:ascii="Times New Roman" w:hAnsi="Times New Roman" w:cs="Times New Roman"/>
+          <w:szCs w:val="21"/>
+        </w:rPr>
+        <w:t>R2},</w:t>
+      </w:r>
+      <w:proofErr w:type="gramEnd"/>
+      <w:r>
+        <w:rPr>
+          <w:rFonts w:ascii="Times New Roman" w:hAnsi="Times New Roman" w:cs="Times New Roman"/>
+          <w:szCs w:val="21"/>
+        </w:rPr>
+        <w:t xml:space="preserve"> what is the memory layout (assuming R1=0x11111111, R2=0x22222222)?</w:t>
       </w:r>
     </w:p>
     <w:p>

--- a/Quiz/Ch8 Quiz ANS.docx
+++ b/Quiz/Ch8 Quiz ANS.docx
@@ -273,23 +273,279 @@
           <w:rFonts w:ascii="Times New Roman" w:eastAsia="Georgia" w:hAnsi="Times New Roman" w:cs="Times New Roman"/>
           <w:szCs w:val="21"/>
         </w:rPr>
-        <w:t xml:space="preserve">BL performs: (1) LR = PC + 4 (save return address), (2) PC = </w:t>
-      </w:r>
-      <w:proofErr w:type="spellStart"/>
+        <w:t>BL performs: (1) LR = PC + 4 (save return address), (2) PC = target_address (branch to subroutine).</w:t>
+      </w:r>
+    </w:p>
+    <w:p>
+      <w:pPr>
+        <w:spacing w:before="240" w:after="0" w:line="271" w:lineRule="auto"/>
+        <w:rPr>
+          <w:rFonts w:ascii="Times New Roman" w:hAnsi="Times New Roman" w:cs="Times New Roman"/>
+          <w:szCs w:val="21"/>
+        </w:rPr>
+      </w:pPr>
+      <w:bookmarkStart w:id="2" w:name="question_3_return_from_subroutine"/>
+      <w:r>
+        <w:rPr>
+          <w:rFonts w:ascii="Times New Roman" w:hAnsi="Times New Roman" w:cs="Times New Roman"/>
+          <w:b/>
+          <w:szCs w:val="21"/>
+        </w:rPr>
+        <w:t>Q</w:t>
+      </w:r>
+      <w:r>
+        <w:rPr>
+          <w:rFonts w:ascii="Times New Roman" w:hAnsi="Times New Roman" w:cs="Times New Roman"/>
+          <w:b/>
+          <w:szCs w:val="21"/>
+        </w:rPr>
+        <w:t xml:space="preserve">3: </w:t>
+      </w:r>
+      <w:bookmarkEnd w:id="2"/>
+      <w:r>
+        <w:rPr>
+          <w:rFonts w:ascii="Times New Roman" w:hAnsi="Times New Roman" w:cs="Times New Roman"/>
+          <w:szCs w:val="21"/>
+        </w:rPr>
+        <w:t>Which instruction is used to return control to the caller from a subroutine?</w:t>
+      </w:r>
+    </w:p>
+    <w:p>
+      <w:pPr>
+        <w:spacing w:after="210"/>
+        <w:rPr>
+          <w:rFonts w:ascii="Times New Roman" w:hAnsi="Times New Roman" w:cs="Times New Roman"/>
+          <w:szCs w:val="21"/>
+        </w:rPr>
+      </w:pPr>
+      <w:r>
+        <w:rPr>
+          <w:rFonts w:ascii="Times New Roman" w:hAnsi="Times New Roman" w:cs="Times New Roman"/>
+          <w:szCs w:val="21"/>
+        </w:rPr>
+        <w:t>A) BL LR</w:t>
+      </w:r>
+      <w:r>
+        <w:rPr>
+          <w:rFonts w:ascii="Times New Roman" w:hAnsi="Times New Roman" w:cs="Times New Roman"/>
+          <w:szCs w:val="21"/>
+        </w:rPr>
+        <w:br/>
+        <w:t>B) BX LR</w:t>
+      </w:r>
+      <w:r>
+        <w:rPr>
+          <w:rFonts w:ascii="Times New Roman" w:hAnsi="Times New Roman" w:cs="Times New Roman"/>
+          <w:szCs w:val="21"/>
+        </w:rPr>
+        <w:br/>
+        <w:t xml:space="preserve">C) </w:t>
+      </w:r>
+      <w:r>
+        <w:rPr>
+          <w:rFonts w:ascii="Times New Roman" w:hAnsi="Times New Roman" w:cs="Times New Roman"/>
+          <w:szCs w:val="21"/>
+        </w:rPr>
+        <w:t>BL</w:t>
+      </w:r>
+      <w:r>
+        <w:rPr>
+          <w:rFonts w:ascii="Times New Roman" w:hAnsi="Times New Roman" w:cs="Times New Roman"/>
+          <w:szCs w:val="21"/>
+        </w:rPr>
+        <w:t xml:space="preserve"> PC</w:t>
+      </w:r>
+      <w:r>
+        <w:rPr>
+          <w:rFonts w:ascii="Times New Roman" w:hAnsi="Times New Roman" w:cs="Times New Roman"/>
+          <w:szCs w:val="21"/>
+        </w:rPr>
+        <w:t xml:space="preserve"> </w:t>
+      </w:r>
+      <w:r>
+        <w:rPr>
+          <w:rFonts w:ascii="Times New Roman" w:hAnsi="Times New Roman" w:cs="Times New Roman"/>
+          <w:szCs w:val="21"/>
+        </w:rPr>
+        <w:br/>
+        <w:t xml:space="preserve">D) </w:t>
+      </w:r>
+      <w:r>
+        <w:rPr>
+          <w:rFonts w:ascii="Times New Roman" w:hAnsi="Times New Roman" w:cs="Times New Roman"/>
+          <w:szCs w:val="21"/>
+        </w:rPr>
+        <w:t>BX</w:t>
+      </w:r>
+      <w:r>
+        <w:rPr>
+          <w:rFonts w:ascii="Times New Roman" w:hAnsi="Times New Roman" w:cs="Times New Roman"/>
+          <w:szCs w:val="21"/>
+        </w:rPr>
+        <w:t xml:space="preserve"> </w:t>
+      </w:r>
+      <w:r>
+        <w:rPr>
+          <w:rFonts w:ascii="Times New Roman" w:hAnsi="Times New Roman" w:cs="Times New Roman"/>
+          <w:szCs w:val="21"/>
+        </w:rPr>
+        <w:t>PC</w:t>
+      </w:r>
+    </w:p>
+    <w:p>
+      <w:pPr>
+        <w:spacing w:after="0"/>
+        <w:rPr>
+          <w:rFonts w:ascii="Times New Roman" w:hAnsi="Times New Roman" w:cs="Times New Roman"/>
+          <w:szCs w:val="21"/>
+        </w:rPr>
+      </w:pPr>
+      <w:r>
+        <w:rPr>
+          <w:rFonts w:ascii="Times New Roman" w:hAnsi="Times New Roman" w:cs="Times New Roman"/>
+          <w:b/>
+          <w:szCs w:val="21"/>
+        </w:rPr>
+        <w:t xml:space="preserve">ANS: </w:t>
+      </w:r>
+      <w:r>
+        <w:rPr>
+          <w:rFonts w:ascii="Times New Roman" w:hAnsi="Times New Roman" w:cs="Times New Roman"/>
+          <w:b/>
+          <w:szCs w:val="21"/>
+        </w:rPr>
+        <w:t>B</w:t>
+      </w:r>
+    </w:p>
+    <w:p>
+      <w:pPr>
+        <w:spacing w:after="210"/>
+        <w:rPr>
+          <w:rFonts w:ascii="Times New Roman" w:hAnsi="Times New Roman" w:cs="Times New Roman"/>
+          <w:szCs w:val="21"/>
+        </w:rPr>
+      </w:pPr>
+      <w:r>
+        <w:rPr>
+          <w:rFonts w:ascii="Times New Roman" w:hAnsi="Times New Roman" w:cs="Times New Roman"/>
+          <w:szCs w:val="21"/>
+        </w:rPr>
+        <w:t>BX LR sets PC = LR, returning control to the caller. Equivalent to POP {PC}.</w:t>
+      </w:r>
+    </w:p>
+    <w:p>
+      <w:pPr>
+        <w:spacing w:before="240" w:after="0" w:line="271" w:lineRule="auto"/>
+        <w:rPr>
+          <w:rFonts w:ascii="Times New Roman" w:hAnsi="Times New Roman" w:cs="Times New Roman"/>
+          <w:szCs w:val="21"/>
+        </w:rPr>
+      </w:pPr>
+      <w:bookmarkStart w:id="3" w:name="question_4_arm_procedure_call_sta_a1bbf6"/>
       <w:r>
         <w:rPr>
           <w:rFonts w:ascii="Times New Roman" w:eastAsia="Georgia" w:hAnsi="Times New Roman" w:cs="Times New Roman"/>
-          <w:szCs w:val="21"/>
-        </w:rPr>
-        <w:t>target_address</w:t>
-      </w:r>
-      <w:proofErr w:type="spellEnd"/>
+          <w:b/>
+          <w:szCs w:val="21"/>
+        </w:rPr>
+        <w:t>Q</w:t>
+      </w:r>
       <w:r>
         <w:rPr>
           <w:rFonts w:ascii="Times New Roman" w:eastAsia="Georgia" w:hAnsi="Times New Roman" w:cs="Times New Roman"/>
-          <w:szCs w:val="21"/>
-        </w:rPr>
-        <w:t xml:space="preserve"> (branch to subroutine).</w:t>
+          <w:b/>
+          <w:szCs w:val="21"/>
+        </w:rPr>
+        <w:t xml:space="preserve">4: </w:t>
+      </w:r>
+      <w:bookmarkEnd w:id="3"/>
+      <w:r>
+        <w:rPr>
+          <w:rFonts w:ascii="Times New Roman" w:hAnsi="Times New Roman" w:cs="Times New Roman"/>
+          <w:szCs w:val="21"/>
+        </w:rPr>
+        <w:t>According to the ARM EABI, how are the first four 32-bit arguments passed to a subroutine?</w:t>
+      </w:r>
+    </w:p>
+    <w:p>
+      <w:pPr>
+        <w:spacing w:after="210"/>
+        <w:rPr>
+          <w:rFonts w:ascii="Times New Roman" w:hAnsi="Times New Roman" w:cs="Times New Roman"/>
+          <w:szCs w:val="21"/>
+        </w:rPr>
+      </w:pPr>
+      <w:r>
+        <w:rPr>
+          <w:rFonts w:ascii="Times New Roman" w:hAnsi="Times New Roman" w:cs="Times New Roman"/>
+          <w:szCs w:val="21"/>
+        </w:rPr>
+        <w:t>A) In registers R0-R3</w:t>
+      </w:r>
+      <w:r>
+        <w:rPr>
+          <w:rFonts w:ascii="Times New Roman" w:hAnsi="Times New Roman" w:cs="Times New Roman"/>
+          <w:szCs w:val="21"/>
+        </w:rPr>
+        <w:br/>
+        <w:t>B) On the stack</w:t>
+      </w:r>
+      <w:r>
+        <w:rPr>
+          <w:rFonts w:ascii="Times New Roman" w:hAnsi="Times New Roman" w:cs="Times New Roman"/>
+          <w:szCs w:val="21"/>
+        </w:rPr>
+        <w:br/>
+        <w:t>C) In registers R4-R7</w:t>
+      </w:r>
+      <w:r>
+        <w:rPr>
+          <w:rFonts w:ascii="Times New Roman" w:hAnsi="Times New Roman" w:cs="Times New Roman"/>
+          <w:szCs w:val="21"/>
+        </w:rPr>
+        <w:br/>
+        <w:t>D) In registers R0-R3 for first two, on stack for the rest</w:t>
+      </w:r>
+    </w:p>
+    <w:p>
+      <w:pPr>
+        <w:spacing w:after="0"/>
+        <w:rPr>
+          <w:rFonts w:ascii="Times New Roman" w:hAnsi="Times New Roman" w:cs="Times New Roman"/>
+          <w:szCs w:val="21"/>
+        </w:rPr>
+      </w:pPr>
+      <w:r>
+        <w:rPr>
+          <w:rFonts w:ascii="Times New Roman" w:hAnsi="Times New Roman" w:cs="Times New Roman"/>
+          <w:b/>
+          <w:szCs w:val="21"/>
+        </w:rPr>
+        <w:t xml:space="preserve">ANS: </w:t>
+      </w:r>
+      <w:r>
+        <w:rPr>
+          <w:rFonts w:ascii="Times New Roman" w:hAnsi="Times New Roman" w:cs="Times New Roman"/>
+          <w:b/>
+          <w:szCs w:val="21"/>
+        </w:rPr>
+        <w:t>A</w:t>
+      </w:r>
+    </w:p>
+    <w:p>
+      <w:pPr>
+        <w:spacing w:after="210"/>
+        <w:rPr>
+          <w:rFonts w:ascii="Times New Roman" w:hAnsi="Times New Roman" w:cs="Times New Roman"/>
+          <w:szCs w:val="21"/>
+        </w:rPr>
+      </w:pPr>
+      <w:r>
+        <w:rPr>
+          <w:rFonts w:ascii="Times New Roman" w:eastAsia="Georgia" w:hAnsi="Times New Roman" w:cs="Times New Roman"/>
+          <w:szCs w:val="21"/>
+        </w:rPr>
+        <w:t>ARM EABI specifies: Argument 1→R0, Argument 2→R1, Argument 3→R2, Argument 4→R3.</w:t>
       </w:r>
     </w:p>
     <w:p>
@@ -300,7 +556,7 @@
           <w:szCs w:val="21"/>
         </w:rPr>
       </w:pPr>
-      <w:bookmarkStart w:id="2" w:name="question_3_return_from_subroutine"/>
+      <w:bookmarkStart w:id="4" w:name="question_5_64_bit_argument_passing"/>
       <w:r>
         <w:rPr>
           <w:rFonts w:ascii="Times New Roman" w:hAnsi="Times New Roman" w:cs="Times New Roman"/>
@@ -315,236 +571,6 @@
           <w:b/>
           <w:szCs w:val="21"/>
         </w:rPr>
-        <w:t xml:space="preserve">3: </w:t>
-      </w:r>
-      <w:bookmarkEnd w:id="2"/>
-      <w:r>
-        <w:rPr>
-          <w:rFonts w:ascii="Times New Roman" w:hAnsi="Times New Roman" w:cs="Times New Roman"/>
-          <w:szCs w:val="21"/>
-        </w:rPr>
-        <w:t>Which instruction is used to return control to the caller from a subroutine?</w:t>
-      </w:r>
-    </w:p>
-    <w:p>
-      <w:pPr>
-        <w:spacing w:after="210"/>
-        <w:rPr>
-          <w:rFonts w:ascii="Times New Roman" w:hAnsi="Times New Roman" w:cs="Times New Roman"/>
-          <w:szCs w:val="21"/>
-        </w:rPr>
-      </w:pPr>
-      <w:r>
-        <w:rPr>
-          <w:rFonts w:ascii="Times New Roman" w:hAnsi="Times New Roman" w:cs="Times New Roman"/>
-          <w:szCs w:val="21"/>
-        </w:rPr>
-        <w:t>A) BL LR</w:t>
-      </w:r>
-      <w:r>
-        <w:rPr>
-          <w:rFonts w:ascii="Times New Roman" w:hAnsi="Times New Roman" w:cs="Times New Roman"/>
-          <w:szCs w:val="21"/>
-        </w:rPr>
-        <w:br/>
-        <w:t>B) BX LR</w:t>
-      </w:r>
-      <w:r>
-        <w:rPr>
-          <w:rFonts w:ascii="Times New Roman" w:hAnsi="Times New Roman" w:cs="Times New Roman"/>
-          <w:szCs w:val="21"/>
-        </w:rPr>
-        <w:br/>
-        <w:t>C) MOV PC, LR</w:t>
-      </w:r>
-      <w:r>
-        <w:rPr>
-          <w:rFonts w:ascii="Times New Roman" w:hAnsi="Times New Roman" w:cs="Times New Roman"/>
-          <w:szCs w:val="21"/>
-        </w:rPr>
-        <w:br/>
-        <w:t>D) JMP LR</w:t>
-      </w:r>
-    </w:p>
-    <w:p>
-      <w:pPr>
-        <w:spacing w:after="0"/>
-        <w:rPr>
-          <w:rFonts w:ascii="Times New Roman" w:hAnsi="Times New Roman" w:cs="Times New Roman"/>
-          <w:szCs w:val="21"/>
-        </w:rPr>
-      </w:pPr>
-      <w:r>
-        <w:rPr>
-          <w:rFonts w:ascii="Times New Roman" w:hAnsi="Times New Roman" w:cs="Times New Roman"/>
-          <w:b/>
-          <w:szCs w:val="21"/>
-        </w:rPr>
-        <w:t xml:space="preserve">ANS: </w:t>
-      </w:r>
-      <w:r>
-        <w:rPr>
-          <w:rFonts w:ascii="Times New Roman" w:hAnsi="Times New Roman" w:cs="Times New Roman"/>
-          <w:b/>
-          <w:szCs w:val="21"/>
-        </w:rPr>
-        <w:t>B</w:t>
-      </w:r>
-    </w:p>
-    <w:p>
-      <w:pPr>
-        <w:spacing w:after="210"/>
-        <w:rPr>
-          <w:rFonts w:ascii="Times New Roman" w:hAnsi="Times New Roman" w:cs="Times New Roman"/>
-          <w:szCs w:val="21"/>
-        </w:rPr>
-      </w:pPr>
-      <w:r>
-        <w:rPr>
-          <w:rFonts w:ascii="Times New Roman" w:hAnsi="Times New Roman" w:cs="Times New Roman"/>
-          <w:szCs w:val="21"/>
-        </w:rPr>
-        <w:t>BX LR sets PC = LR, returning control to the caller. Equivalent to POP {PC}.</w:t>
-      </w:r>
-    </w:p>
-    <w:p>
-      <w:pPr>
-        <w:spacing w:before="240" w:after="0" w:line="271" w:lineRule="auto"/>
-        <w:rPr>
-          <w:rFonts w:ascii="Times New Roman" w:hAnsi="Times New Roman" w:cs="Times New Roman"/>
-          <w:szCs w:val="21"/>
-        </w:rPr>
-      </w:pPr>
-      <w:bookmarkStart w:id="3" w:name="question_4_arm_procedure_call_sta_a1bbf6"/>
-      <w:r>
-        <w:rPr>
-          <w:rFonts w:ascii="Times New Roman" w:eastAsia="Georgia" w:hAnsi="Times New Roman" w:cs="Times New Roman"/>
-          <w:b/>
-          <w:szCs w:val="21"/>
-        </w:rPr>
-        <w:t>Q</w:t>
-      </w:r>
-      <w:r>
-        <w:rPr>
-          <w:rFonts w:ascii="Times New Roman" w:eastAsia="Georgia" w:hAnsi="Times New Roman" w:cs="Times New Roman"/>
-          <w:b/>
-          <w:szCs w:val="21"/>
-        </w:rPr>
-        <w:t xml:space="preserve">4: </w:t>
-      </w:r>
-      <w:bookmarkEnd w:id="3"/>
-      <w:r>
-        <w:rPr>
-          <w:rFonts w:ascii="Times New Roman" w:hAnsi="Times New Roman" w:cs="Times New Roman"/>
-          <w:szCs w:val="21"/>
-        </w:rPr>
-        <w:t>According to the ARM EABI, how are the first four 32-bit arguments passed to a subroutine?</w:t>
-      </w:r>
-    </w:p>
-    <w:p>
-      <w:pPr>
-        <w:spacing w:after="210"/>
-        <w:rPr>
-          <w:rFonts w:ascii="Times New Roman" w:hAnsi="Times New Roman" w:cs="Times New Roman"/>
-          <w:szCs w:val="21"/>
-        </w:rPr>
-      </w:pPr>
-      <w:r>
-        <w:rPr>
-          <w:rFonts w:ascii="Times New Roman" w:hAnsi="Times New Roman" w:cs="Times New Roman"/>
-          <w:szCs w:val="21"/>
-        </w:rPr>
-        <w:t>A) In registers R0-R3</w:t>
-      </w:r>
-      <w:r>
-        <w:rPr>
-          <w:rFonts w:ascii="Times New Roman" w:hAnsi="Times New Roman" w:cs="Times New Roman"/>
-          <w:szCs w:val="21"/>
-        </w:rPr>
-        <w:br/>
-        <w:t>B) On the stack</w:t>
-      </w:r>
-      <w:r>
-        <w:rPr>
-          <w:rFonts w:ascii="Times New Roman" w:hAnsi="Times New Roman" w:cs="Times New Roman"/>
-          <w:szCs w:val="21"/>
-        </w:rPr>
-        <w:br/>
-        <w:t>C) In registers R4-R7</w:t>
-      </w:r>
-      <w:r>
-        <w:rPr>
-          <w:rFonts w:ascii="Times New Roman" w:hAnsi="Times New Roman" w:cs="Times New Roman"/>
-          <w:szCs w:val="21"/>
-        </w:rPr>
-        <w:br/>
-        <w:t>D) In registers R0-R3 for first two, on stack for the rest</w:t>
-      </w:r>
-    </w:p>
-    <w:p>
-      <w:pPr>
-        <w:spacing w:after="0"/>
-        <w:rPr>
-          <w:rFonts w:ascii="Times New Roman" w:hAnsi="Times New Roman" w:cs="Times New Roman"/>
-          <w:szCs w:val="21"/>
-        </w:rPr>
-      </w:pPr>
-      <w:r>
-        <w:rPr>
-          <w:rFonts w:ascii="Times New Roman" w:hAnsi="Times New Roman" w:cs="Times New Roman"/>
-          <w:b/>
-          <w:szCs w:val="21"/>
-        </w:rPr>
-        <w:t xml:space="preserve">ANS: </w:t>
-      </w:r>
-      <w:r>
-        <w:rPr>
-          <w:rFonts w:ascii="Times New Roman" w:hAnsi="Times New Roman" w:cs="Times New Roman"/>
-          <w:b/>
-          <w:szCs w:val="21"/>
-        </w:rPr>
-        <w:t>A</w:t>
-      </w:r>
-    </w:p>
-    <w:p>
-      <w:pPr>
-        <w:spacing w:after="210"/>
-        <w:rPr>
-          <w:rFonts w:ascii="Times New Roman" w:hAnsi="Times New Roman" w:cs="Times New Roman"/>
-          <w:szCs w:val="21"/>
-        </w:rPr>
-      </w:pPr>
-      <w:r>
-        <w:rPr>
-          <w:rFonts w:ascii="Times New Roman" w:eastAsia="Georgia" w:hAnsi="Times New Roman" w:cs="Times New Roman"/>
-          <w:szCs w:val="21"/>
-        </w:rPr>
-        <w:t>ARM EABI specifies: Argument 1→R0, Argument 2→R1, Argument 3→R2, Argument 4→R3.</w:t>
-      </w:r>
-    </w:p>
-    <w:p>
-      <w:pPr>
-        <w:spacing w:before="240" w:after="0" w:line="271" w:lineRule="auto"/>
-        <w:rPr>
-          <w:rFonts w:ascii="Times New Roman" w:hAnsi="Times New Roman" w:cs="Times New Roman"/>
-          <w:szCs w:val="21"/>
-        </w:rPr>
-      </w:pPr>
-      <w:bookmarkStart w:id="4" w:name="question_5_64_bit_argument_passing"/>
-      <w:r>
-        <w:rPr>
-          <w:rFonts w:ascii="Times New Roman" w:hAnsi="Times New Roman" w:cs="Times New Roman"/>
-          <w:b/>
-          <w:szCs w:val="21"/>
-        </w:rPr>
-        <w:t>Q</w:t>
-      </w:r>
-      <w:r>
-        <w:rPr>
-          <w:rFonts w:ascii="Times New Roman" w:hAnsi="Times New Roman" w:cs="Times New Roman"/>
-          <w:b/>
-          <w:szCs w:val="21"/>
-        </w:rPr>
         <w:t xml:space="preserve">5: </w:t>
       </w:r>
       <w:bookmarkEnd w:id="4"/>
@@ -553,7 +579,35 @@
           <w:rFonts w:ascii="Times New Roman" w:hAnsi="Times New Roman" w:cs="Times New Roman"/>
           <w:szCs w:val="21"/>
         </w:rPr>
-        <w:t>How is a 64-bit argument (such as a long long) passed to a subroutine?</w:t>
+        <w:t xml:space="preserve">According to the ARM EABI, </w:t>
+      </w:r>
+      <w:r>
+        <w:rPr>
+          <w:rFonts w:ascii="Times New Roman" w:hAnsi="Times New Roman" w:cs="Times New Roman"/>
+          <w:szCs w:val="21"/>
+        </w:rPr>
+        <w:t>h</w:t>
+      </w:r>
+      <w:r>
+        <w:rPr>
+          <w:rFonts w:ascii="Times New Roman" w:hAnsi="Times New Roman" w:cs="Times New Roman"/>
+          <w:szCs w:val="21"/>
+        </w:rPr>
+        <w:t xml:space="preserve">ow is a 64-bit argument (such as a long </w:t>
+      </w:r>
+      <w:r>
+        <w:rPr>
+          <w:rFonts w:ascii="Times New Roman" w:hAnsi="Times New Roman" w:cs="Times New Roman"/>
+          <w:szCs w:val="21"/>
+        </w:rPr>
+        <w:t>int</w:t>
+      </w:r>
+      <w:r>
+        <w:rPr>
+          <w:rFonts w:ascii="Times New Roman" w:hAnsi="Times New Roman" w:cs="Times New Roman"/>
+          <w:szCs w:val="21"/>
+        </w:rPr>
+        <w:t>) passed to a subroutine?</w:t>
       </w:r>
     </w:p>
     <w:p>
@@ -1020,209 +1074,198 @@
           <w:rFonts w:ascii="Times New Roman" w:eastAsia="Georgia" w:hAnsi="Times New Roman" w:cs="Times New Roman"/>
           <w:szCs w:val="21"/>
         </w:rPr>
-        <w:t>PUSH {</w:t>
-      </w:r>
-      <w:proofErr w:type="spellStart"/>
-      <w:r>
+        <w:t>PUSH {register_list} is equivalent to which instruction?</w:t>
+      </w:r>
+    </w:p>
+    <w:p>
+      <w:pPr>
+        <w:spacing w:after="210"/>
         <w:rPr>
           <w:rFonts w:ascii="Times New Roman" w:eastAsia="Georgia" w:hAnsi="Times New Roman" w:cs="Times New Roman"/>
           <w:szCs w:val="21"/>
         </w:rPr>
-        <w:t>register_list</w:t>
-      </w:r>
-      <w:proofErr w:type="spellEnd"/>
+      </w:pPr>
       <w:r>
         <w:rPr>
           <w:rFonts w:ascii="Times New Roman" w:eastAsia="Georgia" w:hAnsi="Times New Roman" w:cs="Times New Roman"/>
           <w:szCs w:val="21"/>
         </w:rPr>
-        <w:t>} is equivalent to which instruction?</w:t>
+        <w:t>A) STMIA SP!, {register_list}</w:t>
+      </w:r>
+      <w:r>
+        <w:rPr>
+          <w:rFonts w:ascii="Times New Roman" w:hAnsi="Times New Roman" w:cs="Times New Roman"/>
+          <w:szCs w:val="21"/>
+        </w:rPr>
+        <w:br/>
+      </w:r>
+      <w:r>
+        <w:rPr>
+          <w:rFonts w:ascii="Times New Roman" w:eastAsia="Georgia" w:hAnsi="Times New Roman" w:cs="Times New Roman"/>
+          <w:szCs w:val="21"/>
+        </w:rPr>
+        <w:t>B) STMDB SP!, {register_list}</w:t>
+      </w:r>
+      <w:r>
+        <w:rPr>
+          <w:rFonts w:ascii="Times New Roman" w:hAnsi="Times New Roman" w:cs="Times New Roman"/>
+          <w:szCs w:val="21"/>
+        </w:rPr>
+        <w:br/>
+      </w:r>
+      <w:r>
+        <w:rPr>
+          <w:rFonts w:ascii="Times New Roman" w:eastAsia="Georgia" w:hAnsi="Times New Roman" w:cs="Times New Roman"/>
+          <w:szCs w:val="21"/>
+        </w:rPr>
+        <w:t>C) LDMIA SP!, {register_list}</w:t>
+      </w:r>
+      <w:r>
+        <w:rPr>
+          <w:rFonts w:ascii="Times New Roman" w:hAnsi="Times New Roman" w:cs="Times New Roman"/>
+          <w:szCs w:val="21"/>
+        </w:rPr>
+        <w:br/>
+      </w:r>
+      <w:r>
+        <w:rPr>
+          <w:rFonts w:ascii="Times New Roman" w:eastAsia="Georgia" w:hAnsi="Times New Roman" w:cs="Times New Roman"/>
+          <w:szCs w:val="21"/>
+        </w:rPr>
+        <w:t>D) LDMDB SP!, {register_list}</w:t>
+      </w:r>
+    </w:p>
+    <w:p>
+      <w:pPr>
+        <w:spacing w:after="0"/>
+        <w:rPr>
+          <w:rFonts w:ascii="Times New Roman" w:hAnsi="Times New Roman" w:cs="Times New Roman"/>
+          <w:szCs w:val="21"/>
+        </w:rPr>
+      </w:pPr>
+      <w:r>
+        <w:rPr>
+          <w:rFonts w:ascii="Times New Roman" w:hAnsi="Times New Roman" w:cs="Times New Roman"/>
+          <w:b/>
+          <w:szCs w:val="21"/>
+        </w:rPr>
+        <w:t xml:space="preserve">ANS: </w:t>
+      </w:r>
+      <w:r>
+        <w:rPr>
+          <w:rFonts w:ascii="Times New Roman" w:hAnsi="Times New Roman" w:cs="Times New Roman"/>
+          <w:b/>
+          <w:szCs w:val="21"/>
+        </w:rPr>
+        <w:t>B</w:t>
       </w:r>
     </w:p>
     <w:p>
       <w:pPr>
         <w:spacing w:after="210"/>
         <w:rPr>
+          <w:rFonts w:ascii="Times New Roman" w:hAnsi="Times New Roman" w:cs="Times New Roman"/>
+          <w:szCs w:val="21"/>
+        </w:rPr>
+      </w:pPr>
+      <w:r>
+        <w:rPr>
+          <w:rFonts w:ascii="Times New Roman" w:hAnsi="Times New Roman" w:cs="Times New Roman"/>
+          <w:szCs w:val="21"/>
+        </w:rPr>
+        <w:t>PUSH is equivalent to STMDB SP! (Store Multiple, Decrement Before). DB means decrement SP first, then store.</w:t>
+      </w:r>
+    </w:p>
+    <w:p>
+      <w:pPr>
+        <w:spacing w:before="240" w:after="0" w:line="271" w:lineRule="auto"/>
+        <w:rPr>
+          <w:rFonts w:ascii="Times New Roman" w:hAnsi="Times New Roman" w:cs="Times New Roman"/>
+          <w:szCs w:val="21"/>
+        </w:rPr>
+      </w:pPr>
+      <w:bookmarkStart w:id="9" w:name="question_10_pop_instruction_equivalence"/>
+      <w:r>
+        <w:rPr>
+          <w:rFonts w:ascii="Times New Roman" w:hAnsi="Times New Roman" w:cs="Times New Roman"/>
+          <w:b/>
+          <w:szCs w:val="21"/>
+        </w:rPr>
+        <w:t>Q</w:t>
+      </w:r>
+      <w:r>
+        <w:rPr>
+          <w:rFonts w:ascii="Times New Roman" w:hAnsi="Times New Roman" w:cs="Times New Roman"/>
+          <w:b/>
+          <w:szCs w:val="21"/>
+        </w:rPr>
+        <w:t xml:space="preserve">10: </w:t>
+      </w:r>
+      <w:bookmarkEnd w:id="9"/>
+      <w:r>
+        <w:rPr>
           <w:rFonts w:ascii="Times New Roman" w:eastAsia="Georgia" w:hAnsi="Times New Roman" w:cs="Times New Roman"/>
           <w:szCs w:val="21"/>
         </w:rPr>
-      </w:pPr>
-      <w:r>
+        <w:t>POP {register_list} is equivalent to which instruction?</w:t>
+      </w:r>
+    </w:p>
+    <w:p>
+      <w:pPr>
+        <w:spacing w:after="210"/>
         <w:rPr>
           <w:rFonts w:ascii="Times New Roman" w:eastAsia="Georgia" w:hAnsi="Times New Roman" w:cs="Times New Roman"/>
           <w:szCs w:val="21"/>
         </w:rPr>
-        <w:t xml:space="preserve">A) STMIA </w:t>
-      </w:r>
-      <w:proofErr w:type="gramStart"/>
+      </w:pPr>
       <w:r>
         <w:rPr>
           <w:rFonts w:ascii="Times New Roman" w:eastAsia="Georgia" w:hAnsi="Times New Roman" w:cs="Times New Roman"/>
           <w:szCs w:val="21"/>
         </w:rPr>
-        <w:t>SP!,</w:t>
-      </w:r>
-      <w:proofErr w:type="gramEnd"/>
+        <w:t>A) LDMIA SP!, {register_list}</w:t>
+      </w:r>
+      <w:r>
+        <w:rPr>
+          <w:rFonts w:ascii="Times New Roman" w:hAnsi="Times New Roman" w:cs="Times New Roman"/>
+          <w:szCs w:val="21"/>
+        </w:rPr>
+        <w:br/>
+      </w:r>
       <w:r>
         <w:rPr>
           <w:rFonts w:ascii="Times New Roman" w:eastAsia="Georgia" w:hAnsi="Times New Roman" w:cs="Times New Roman"/>
           <w:szCs w:val="21"/>
         </w:rPr>
-        <w:t xml:space="preserve"> {</w:t>
-      </w:r>
-      <w:proofErr w:type="spellStart"/>
+        <w:t>B) STMIA SP!, {register_list}</w:t>
+      </w:r>
+      <w:r>
+        <w:rPr>
+          <w:rFonts w:ascii="Times New Roman" w:hAnsi="Times New Roman" w:cs="Times New Roman"/>
+          <w:szCs w:val="21"/>
+        </w:rPr>
+        <w:br/>
+      </w:r>
       <w:r>
         <w:rPr>
           <w:rFonts w:ascii="Times New Roman" w:eastAsia="Georgia" w:hAnsi="Times New Roman" w:cs="Times New Roman"/>
           <w:szCs w:val="21"/>
         </w:rPr>
-        <w:t>register_list</w:t>
-      </w:r>
-      <w:proofErr w:type="spellEnd"/>
+        <w:t>C) LDMDB SP!, {register_list}</w:t>
+      </w:r>
+      <w:r>
+        <w:rPr>
+          <w:rFonts w:ascii="Times New Roman" w:hAnsi="Times New Roman" w:cs="Times New Roman"/>
+          <w:szCs w:val="21"/>
+        </w:rPr>
+        <w:br/>
+      </w:r>
       <w:r>
         <w:rPr>
           <w:rFonts w:ascii="Times New Roman" w:eastAsia="Georgia" w:hAnsi="Times New Roman" w:cs="Times New Roman"/>
           <w:szCs w:val="21"/>
         </w:rPr>
-        <w:t>}</w:t>
-      </w:r>
-      <w:r>
-        <w:rPr>
-          <w:rFonts w:ascii="Times New Roman" w:hAnsi="Times New Roman" w:cs="Times New Roman"/>
-          <w:szCs w:val="21"/>
-        </w:rPr>
-        <w:br/>
-      </w:r>
-      <w:r>
-        <w:rPr>
-          <w:rFonts w:ascii="Times New Roman" w:eastAsia="Georgia" w:hAnsi="Times New Roman" w:cs="Times New Roman"/>
-          <w:szCs w:val="21"/>
-        </w:rPr>
-        <w:t xml:space="preserve">B) STMDB </w:t>
-      </w:r>
-      <w:proofErr w:type="gramStart"/>
-      <w:r>
-        <w:rPr>
-          <w:rFonts w:ascii="Times New Roman" w:eastAsia="Georgia" w:hAnsi="Times New Roman" w:cs="Times New Roman"/>
-          <w:szCs w:val="21"/>
-        </w:rPr>
-        <w:t>SP!,</w:t>
-      </w:r>
-      <w:proofErr w:type="gramEnd"/>
-      <w:r>
-        <w:rPr>
-          <w:rFonts w:ascii="Times New Roman" w:eastAsia="Georgia" w:hAnsi="Times New Roman" w:cs="Times New Roman"/>
-          <w:szCs w:val="21"/>
-        </w:rPr>
-        <w:t xml:space="preserve"> {</w:t>
-      </w:r>
-      <w:proofErr w:type="spellStart"/>
-      <w:r>
-        <w:rPr>
-          <w:rFonts w:ascii="Times New Roman" w:eastAsia="Georgia" w:hAnsi="Times New Roman" w:cs="Times New Roman"/>
-          <w:szCs w:val="21"/>
-        </w:rPr>
-        <w:t>register_list</w:t>
-      </w:r>
-      <w:proofErr w:type="spellEnd"/>
-      <w:r>
-        <w:rPr>
-          <w:rFonts w:ascii="Times New Roman" w:eastAsia="Georgia" w:hAnsi="Times New Roman" w:cs="Times New Roman"/>
-          <w:szCs w:val="21"/>
-        </w:rPr>
-        <w:t>}</w:t>
-      </w:r>
-      <w:r>
-        <w:rPr>
-          <w:rFonts w:ascii="Times New Roman" w:hAnsi="Times New Roman" w:cs="Times New Roman"/>
-          <w:szCs w:val="21"/>
-        </w:rPr>
-        <w:br/>
-      </w:r>
-      <w:r>
-        <w:rPr>
-          <w:rFonts w:ascii="Times New Roman" w:eastAsia="Georgia" w:hAnsi="Times New Roman" w:cs="Times New Roman"/>
-          <w:szCs w:val="21"/>
-        </w:rPr>
-        <w:t xml:space="preserve">C) LDMIA </w:t>
-      </w:r>
-      <w:proofErr w:type="gramStart"/>
-      <w:r>
-        <w:rPr>
-          <w:rFonts w:ascii="Times New Roman" w:eastAsia="Georgia" w:hAnsi="Times New Roman" w:cs="Times New Roman"/>
-          <w:szCs w:val="21"/>
-        </w:rPr>
-        <w:t>SP!,</w:t>
-      </w:r>
-      <w:proofErr w:type="gramEnd"/>
-      <w:r>
-        <w:rPr>
-          <w:rFonts w:ascii="Times New Roman" w:eastAsia="Georgia" w:hAnsi="Times New Roman" w:cs="Times New Roman"/>
-          <w:szCs w:val="21"/>
-        </w:rPr>
-        <w:t xml:space="preserve"> {</w:t>
-      </w:r>
-      <w:proofErr w:type="spellStart"/>
-      <w:r>
-        <w:rPr>
-          <w:rFonts w:ascii="Times New Roman" w:eastAsia="Georgia" w:hAnsi="Times New Roman" w:cs="Times New Roman"/>
-          <w:szCs w:val="21"/>
-        </w:rPr>
-        <w:t>register_list</w:t>
-      </w:r>
-      <w:proofErr w:type="spellEnd"/>
-      <w:r>
-        <w:rPr>
-          <w:rFonts w:ascii="Times New Roman" w:eastAsia="Georgia" w:hAnsi="Times New Roman" w:cs="Times New Roman"/>
-          <w:szCs w:val="21"/>
-        </w:rPr>
-        <w:t>}</w:t>
-      </w:r>
-      <w:r>
-        <w:rPr>
-          <w:rFonts w:ascii="Times New Roman" w:hAnsi="Times New Roman" w:cs="Times New Roman"/>
-          <w:szCs w:val="21"/>
-        </w:rPr>
-        <w:br/>
-      </w:r>
-      <w:r>
-        <w:rPr>
-          <w:rFonts w:ascii="Times New Roman" w:eastAsia="Georgia" w:hAnsi="Times New Roman" w:cs="Times New Roman"/>
-          <w:szCs w:val="21"/>
-        </w:rPr>
-        <w:t xml:space="preserve">D) LDMDB </w:t>
-      </w:r>
-      <w:proofErr w:type="gramStart"/>
-      <w:r>
-        <w:rPr>
-          <w:rFonts w:ascii="Times New Roman" w:eastAsia="Georgia" w:hAnsi="Times New Roman" w:cs="Times New Roman"/>
-          <w:szCs w:val="21"/>
-        </w:rPr>
-        <w:t>SP!,</w:t>
-      </w:r>
-      <w:proofErr w:type="gramEnd"/>
-      <w:r>
-        <w:rPr>
-          <w:rFonts w:ascii="Times New Roman" w:eastAsia="Georgia" w:hAnsi="Times New Roman" w:cs="Times New Roman"/>
-          <w:szCs w:val="21"/>
-        </w:rPr>
-        <w:t xml:space="preserve"> {</w:t>
-      </w:r>
-      <w:proofErr w:type="spellStart"/>
-      <w:r>
-        <w:rPr>
-          <w:rFonts w:ascii="Times New Roman" w:eastAsia="Georgia" w:hAnsi="Times New Roman" w:cs="Times New Roman"/>
-          <w:szCs w:val="21"/>
-        </w:rPr>
-        <w:t>register_list</w:t>
-      </w:r>
-      <w:proofErr w:type="spellEnd"/>
-      <w:r>
-        <w:rPr>
-          <w:rFonts w:ascii="Times New Roman" w:eastAsia="Georgia" w:hAnsi="Times New Roman" w:cs="Times New Roman"/>
-          <w:szCs w:val="21"/>
-        </w:rPr>
-        <w:t>}</w:t>
+        <w:t>D) STMDB SP!, {register_list}</w:t>
       </w:r>
     </w:p>
     <w:p>
@@ -1247,404 +1290,220 @@
           <w:b/>
           <w:szCs w:val="21"/>
         </w:rPr>
+        <w:t>A</w:t>
+      </w:r>
+    </w:p>
+    <w:p>
+      <w:pPr>
+        <w:spacing w:after="210"/>
+        <w:rPr>
+          <w:rFonts w:ascii="Times New Roman" w:hAnsi="Times New Roman" w:cs="Times New Roman"/>
+          <w:szCs w:val="21"/>
+        </w:rPr>
+      </w:pPr>
+      <w:r>
+        <w:rPr>
+          <w:rFonts w:ascii="Times New Roman" w:hAnsi="Times New Roman" w:cs="Times New Roman"/>
+          <w:szCs w:val="21"/>
+        </w:rPr>
+        <w:t>POP is equivalent to LDMIA SP! (Load Multiple, Increment After). Load first, then increment SP.</w:t>
+      </w:r>
+    </w:p>
+    <w:p>
+      <w:pPr>
+        <w:spacing w:before="240" w:after="0" w:line="271" w:lineRule="auto"/>
+        <w:rPr>
+          <w:rFonts w:ascii="Times New Roman" w:hAnsi="Times New Roman" w:cs="Times New Roman"/>
+          <w:szCs w:val="21"/>
+        </w:rPr>
+      </w:pPr>
+      <w:bookmarkStart w:id="10" w:name="question_11_register_order_in_push"/>
+      <w:r>
+        <w:rPr>
+          <w:rFonts w:ascii="Times New Roman" w:hAnsi="Times New Roman" w:cs="Times New Roman"/>
+          <w:b/>
+          <w:szCs w:val="21"/>
+        </w:rPr>
+        <w:t>Q</w:t>
+      </w:r>
+      <w:r>
+        <w:rPr>
+          <w:rFonts w:ascii="Times New Roman" w:hAnsi="Times New Roman" w:cs="Times New Roman"/>
+          <w:b/>
+          <w:szCs w:val="21"/>
+        </w:rPr>
+        <w:t xml:space="preserve">11: </w:t>
+      </w:r>
+      <w:bookmarkEnd w:id="10"/>
+      <w:r>
+        <w:rPr>
+          <w:rFonts w:ascii="Times New Roman" w:hAnsi="Times New Roman" w:cs="Times New Roman"/>
+          <w:szCs w:val="21"/>
+        </w:rPr>
+        <w:t xml:space="preserve">When you execute PUSH {R2, </w:t>
+      </w:r>
+      <w:r>
+        <w:rPr>
+          <w:rFonts w:ascii="Times New Roman" w:hAnsi="Times New Roman" w:cs="Times New Roman"/>
+          <w:szCs w:val="21"/>
+        </w:rPr>
+        <w:t xml:space="preserve">R1, </w:t>
+      </w:r>
+      <w:r>
+        <w:rPr>
+          <w:rFonts w:ascii="Times New Roman" w:hAnsi="Times New Roman" w:cs="Times New Roman"/>
+          <w:szCs w:val="21"/>
+        </w:rPr>
+        <w:t xml:space="preserve">R3}, in what </w:t>
+      </w:r>
+      <w:r>
+        <w:rPr>
+          <w:rFonts w:ascii="Times New Roman" w:hAnsi="Times New Roman" w:cs="Times New Roman"/>
+          <w:szCs w:val="21"/>
+        </w:rPr>
+        <w:t xml:space="preserve">memory address </w:t>
+      </w:r>
+      <w:r>
+        <w:rPr>
+          <w:rFonts w:ascii="Times New Roman" w:hAnsi="Times New Roman" w:cs="Times New Roman"/>
+          <w:szCs w:val="21"/>
+        </w:rPr>
+        <w:t>order are the registers stored in memory</w:t>
+      </w:r>
+      <w:r>
+        <w:rPr>
+          <w:rFonts w:ascii="Times New Roman" w:hAnsi="Times New Roman" w:cs="Times New Roman"/>
+          <w:szCs w:val="21"/>
+        </w:rPr>
+        <w:t xml:space="preserve">, </w:t>
+      </w:r>
+      <w:r>
+        <w:rPr>
+          <w:rFonts w:ascii="Times New Roman" w:hAnsi="Times New Roman" w:cs="Times New Roman"/>
+          <w:szCs w:val="21"/>
+        </w:rPr>
+        <w:t>from lowest to highest address</w:t>
+      </w:r>
+      <w:r>
+        <w:rPr>
+          <w:rFonts w:ascii="Times New Roman" w:hAnsi="Times New Roman" w:cs="Times New Roman"/>
+          <w:szCs w:val="21"/>
+        </w:rPr>
+        <w:t>?</w:t>
+      </w:r>
+    </w:p>
+    <w:p>
+      <w:pPr>
+        <w:spacing w:after="210"/>
+        <w:rPr>
+          <w:rFonts w:ascii="Times New Roman" w:hAnsi="Times New Roman" w:cs="Times New Roman"/>
+          <w:szCs w:val="21"/>
+        </w:rPr>
+      </w:pPr>
+      <w:r>
+        <w:rPr>
+          <w:rFonts w:ascii="Times New Roman" w:hAnsi="Times New Roman" w:cs="Times New Roman"/>
+          <w:szCs w:val="21"/>
+        </w:rPr>
+        <w:t>A</w:t>
+      </w:r>
+      <w:r>
+        <w:rPr>
+          <w:rFonts w:ascii="Times New Roman" w:hAnsi="Times New Roman" w:cs="Times New Roman"/>
+          <w:szCs w:val="21"/>
+        </w:rPr>
+        <w:t>) R</w:t>
+      </w:r>
+      <w:r>
+        <w:rPr>
+          <w:rFonts w:ascii="Times New Roman" w:hAnsi="Times New Roman" w:cs="Times New Roman"/>
+          <w:szCs w:val="21"/>
+        </w:rPr>
+        <w:t>2</w:t>
+      </w:r>
+      <w:r>
+        <w:rPr>
+          <w:rFonts w:ascii="Times New Roman" w:hAnsi="Times New Roman" w:cs="Times New Roman"/>
+          <w:szCs w:val="21"/>
+        </w:rPr>
+        <w:t>, R</w:t>
+      </w:r>
+      <w:r>
+        <w:rPr>
+          <w:rFonts w:ascii="Times New Roman" w:hAnsi="Times New Roman" w:cs="Times New Roman"/>
+          <w:szCs w:val="21"/>
+        </w:rPr>
+        <w:t>1</w:t>
+      </w:r>
+      <w:r>
+        <w:rPr>
+          <w:rFonts w:ascii="Times New Roman" w:hAnsi="Times New Roman" w:cs="Times New Roman"/>
+          <w:szCs w:val="21"/>
+        </w:rPr>
+        <w:t>, R3</w:t>
+      </w:r>
+      <w:r>
+        <w:rPr>
+          <w:rFonts w:ascii="Times New Roman" w:hAnsi="Times New Roman" w:cs="Times New Roman"/>
+          <w:szCs w:val="21"/>
+        </w:rPr>
+        <w:br/>
+      </w:r>
+      <w:r>
+        <w:rPr>
+          <w:rFonts w:ascii="Times New Roman" w:hAnsi="Times New Roman" w:cs="Times New Roman"/>
+          <w:szCs w:val="21"/>
+        </w:rPr>
+        <w:t>A</w:t>
+      </w:r>
+      <w:r>
+        <w:rPr>
+          <w:rFonts w:ascii="Times New Roman" w:hAnsi="Times New Roman" w:cs="Times New Roman"/>
+          <w:szCs w:val="21"/>
+        </w:rPr>
+        <w:t>) R1, R2, R3</w:t>
+      </w:r>
+      <w:r>
+        <w:rPr>
+          <w:rFonts w:ascii="Times New Roman" w:hAnsi="Times New Roman" w:cs="Times New Roman"/>
+          <w:szCs w:val="21"/>
+        </w:rPr>
+        <w:br/>
+      </w:r>
+      <w:r>
+        <w:rPr>
+          <w:rFonts w:ascii="Times New Roman" w:hAnsi="Times New Roman" w:cs="Times New Roman"/>
+          <w:szCs w:val="21"/>
+        </w:rPr>
         <w:t>B</w:t>
       </w:r>
-    </w:p>
-    <w:p>
-      <w:pPr>
-        <w:spacing w:after="210"/>
-        <w:rPr>
-          <w:rFonts w:ascii="Times New Roman" w:hAnsi="Times New Roman" w:cs="Times New Roman"/>
-          <w:szCs w:val="21"/>
-        </w:rPr>
-      </w:pPr>
-      <w:r>
-        <w:rPr>
-          <w:rFonts w:ascii="Times New Roman" w:hAnsi="Times New Roman" w:cs="Times New Roman"/>
-          <w:szCs w:val="21"/>
-        </w:rPr>
-        <w:t>PUSH is equivalent to STMDB SP! (Store Multiple, Decrement Before). DB means decrement SP first, then store.</w:t>
-      </w:r>
-    </w:p>
-    <w:p>
-      <w:pPr>
-        <w:spacing w:before="240" w:after="0" w:line="271" w:lineRule="auto"/>
-        <w:rPr>
-          <w:rFonts w:ascii="Times New Roman" w:hAnsi="Times New Roman" w:cs="Times New Roman"/>
-          <w:szCs w:val="21"/>
-        </w:rPr>
-      </w:pPr>
-      <w:bookmarkStart w:id="9" w:name="question_10_pop_instruction_equivalence"/>
-      <w:r>
-        <w:rPr>
-          <w:rFonts w:ascii="Times New Roman" w:hAnsi="Times New Roman" w:cs="Times New Roman"/>
-          <w:b/>
-          <w:szCs w:val="21"/>
-        </w:rPr>
-        <w:t>Q</w:t>
-      </w:r>
-      <w:r>
-        <w:rPr>
-          <w:rFonts w:ascii="Times New Roman" w:hAnsi="Times New Roman" w:cs="Times New Roman"/>
-          <w:b/>
-          <w:szCs w:val="21"/>
-        </w:rPr>
-        <w:t xml:space="preserve">10: </w:t>
-      </w:r>
-      <w:bookmarkEnd w:id="9"/>
-      <w:r>
-        <w:rPr>
-          <w:rFonts w:ascii="Times New Roman" w:eastAsia="Georgia" w:hAnsi="Times New Roman" w:cs="Times New Roman"/>
-          <w:szCs w:val="21"/>
-        </w:rPr>
-        <w:t>POP {</w:t>
-      </w:r>
-      <w:proofErr w:type="spellStart"/>
-      <w:r>
-        <w:rPr>
-          <w:rFonts w:ascii="Times New Roman" w:eastAsia="Georgia" w:hAnsi="Times New Roman" w:cs="Times New Roman"/>
-          <w:szCs w:val="21"/>
-        </w:rPr>
-        <w:t>register_list</w:t>
-      </w:r>
-      <w:proofErr w:type="spellEnd"/>
-      <w:r>
-        <w:rPr>
-          <w:rFonts w:ascii="Times New Roman" w:eastAsia="Georgia" w:hAnsi="Times New Roman" w:cs="Times New Roman"/>
-          <w:szCs w:val="21"/>
-        </w:rPr>
-        <w:t>} is equivalent to which instruction?</w:t>
-      </w:r>
-    </w:p>
-    <w:p>
-      <w:pPr>
-        <w:spacing w:after="210"/>
-        <w:rPr>
-          <w:rFonts w:ascii="Times New Roman" w:eastAsia="Georgia" w:hAnsi="Times New Roman" w:cs="Times New Roman"/>
-          <w:szCs w:val="21"/>
-        </w:rPr>
-      </w:pPr>
-      <w:r>
-        <w:rPr>
-          <w:rFonts w:ascii="Times New Roman" w:eastAsia="Georgia" w:hAnsi="Times New Roman" w:cs="Times New Roman"/>
-          <w:szCs w:val="21"/>
-        </w:rPr>
-        <w:t xml:space="preserve">A) LDMIA </w:t>
-      </w:r>
-      <w:proofErr w:type="gramStart"/>
-      <w:r>
-        <w:rPr>
-          <w:rFonts w:ascii="Times New Roman" w:eastAsia="Georgia" w:hAnsi="Times New Roman" w:cs="Times New Roman"/>
-          <w:szCs w:val="21"/>
-        </w:rPr>
-        <w:t>SP!,</w:t>
-      </w:r>
-      <w:proofErr w:type="gramEnd"/>
-      <w:r>
-        <w:rPr>
-          <w:rFonts w:ascii="Times New Roman" w:eastAsia="Georgia" w:hAnsi="Times New Roman" w:cs="Times New Roman"/>
-          <w:szCs w:val="21"/>
-        </w:rPr>
-        <w:t xml:space="preserve"> {</w:t>
-      </w:r>
-      <w:proofErr w:type="spellStart"/>
-      <w:r>
-        <w:rPr>
-          <w:rFonts w:ascii="Times New Roman" w:eastAsia="Georgia" w:hAnsi="Times New Roman" w:cs="Times New Roman"/>
-          <w:szCs w:val="21"/>
-        </w:rPr>
-        <w:t>register_list</w:t>
-      </w:r>
-      <w:proofErr w:type="spellEnd"/>
-      <w:r>
-        <w:rPr>
-          <w:rFonts w:ascii="Times New Roman" w:eastAsia="Georgia" w:hAnsi="Times New Roman" w:cs="Times New Roman"/>
-          <w:szCs w:val="21"/>
-        </w:rPr>
-        <w:t>}</w:t>
-      </w:r>
-      <w:r>
-        <w:rPr>
-          <w:rFonts w:ascii="Times New Roman" w:hAnsi="Times New Roman" w:cs="Times New Roman"/>
-          <w:szCs w:val="21"/>
-        </w:rPr>
-        <w:br/>
-      </w:r>
-      <w:r>
-        <w:rPr>
-          <w:rFonts w:ascii="Times New Roman" w:eastAsia="Georgia" w:hAnsi="Times New Roman" w:cs="Times New Roman"/>
-          <w:szCs w:val="21"/>
-        </w:rPr>
-        <w:t xml:space="preserve">B) STMIA </w:t>
-      </w:r>
-      <w:proofErr w:type="gramStart"/>
-      <w:r>
-        <w:rPr>
-          <w:rFonts w:ascii="Times New Roman" w:eastAsia="Georgia" w:hAnsi="Times New Roman" w:cs="Times New Roman"/>
-          <w:szCs w:val="21"/>
-        </w:rPr>
-        <w:t>SP!,</w:t>
-      </w:r>
-      <w:proofErr w:type="gramEnd"/>
-      <w:r>
-        <w:rPr>
-          <w:rFonts w:ascii="Times New Roman" w:eastAsia="Georgia" w:hAnsi="Times New Roman" w:cs="Times New Roman"/>
-          <w:szCs w:val="21"/>
-        </w:rPr>
-        <w:t xml:space="preserve"> {</w:t>
-      </w:r>
-      <w:proofErr w:type="spellStart"/>
-      <w:r>
-        <w:rPr>
-          <w:rFonts w:ascii="Times New Roman" w:eastAsia="Georgia" w:hAnsi="Times New Roman" w:cs="Times New Roman"/>
-          <w:szCs w:val="21"/>
-        </w:rPr>
-        <w:t>register_list</w:t>
-      </w:r>
-      <w:proofErr w:type="spellEnd"/>
-      <w:r>
-        <w:rPr>
-          <w:rFonts w:ascii="Times New Roman" w:eastAsia="Georgia" w:hAnsi="Times New Roman" w:cs="Times New Roman"/>
-          <w:szCs w:val="21"/>
-        </w:rPr>
-        <w:t>}</w:t>
-      </w:r>
-      <w:r>
-        <w:rPr>
-          <w:rFonts w:ascii="Times New Roman" w:hAnsi="Times New Roman" w:cs="Times New Roman"/>
-          <w:szCs w:val="21"/>
-        </w:rPr>
-        <w:br/>
-      </w:r>
-      <w:r>
-        <w:rPr>
-          <w:rFonts w:ascii="Times New Roman" w:eastAsia="Georgia" w:hAnsi="Times New Roman" w:cs="Times New Roman"/>
-          <w:szCs w:val="21"/>
-        </w:rPr>
-        <w:t xml:space="preserve">C) LDMDB </w:t>
-      </w:r>
-      <w:proofErr w:type="gramStart"/>
-      <w:r>
-        <w:rPr>
-          <w:rFonts w:ascii="Times New Roman" w:eastAsia="Georgia" w:hAnsi="Times New Roman" w:cs="Times New Roman"/>
-          <w:szCs w:val="21"/>
-        </w:rPr>
-        <w:t>SP!,</w:t>
-      </w:r>
-      <w:proofErr w:type="gramEnd"/>
-      <w:r>
-        <w:rPr>
-          <w:rFonts w:ascii="Times New Roman" w:eastAsia="Georgia" w:hAnsi="Times New Roman" w:cs="Times New Roman"/>
-          <w:szCs w:val="21"/>
-        </w:rPr>
-        <w:t xml:space="preserve"> {</w:t>
-      </w:r>
-      <w:proofErr w:type="spellStart"/>
-      <w:r>
-        <w:rPr>
-          <w:rFonts w:ascii="Times New Roman" w:eastAsia="Georgia" w:hAnsi="Times New Roman" w:cs="Times New Roman"/>
-          <w:szCs w:val="21"/>
-        </w:rPr>
-        <w:t>register_list</w:t>
-      </w:r>
-      <w:proofErr w:type="spellEnd"/>
-      <w:r>
-        <w:rPr>
-          <w:rFonts w:ascii="Times New Roman" w:eastAsia="Georgia" w:hAnsi="Times New Roman" w:cs="Times New Roman"/>
-          <w:szCs w:val="21"/>
-        </w:rPr>
-        <w:t>}</w:t>
-      </w:r>
-      <w:r>
-        <w:rPr>
-          <w:rFonts w:ascii="Times New Roman" w:hAnsi="Times New Roman" w:cs="Times New Roman"/>
-          <w:szCs w:val="21"/>
-        </w:rPr>
-        <w:br/>
-      </w:r>
-      <w:r>
-        <w:rPr>
-          <w:rFonts w:ascii="Times New Roman" w:eastAsia="Georgia" w:hAnsi="Times New Roman" w:cs="Times New Roman"/>
-          <w:szCs w:val="21"/>
-        </w:rPr>
-        <w:t xml:space="preserve">D) STMDB </w:t>
-      </w:r>
-      <w:proofErr w:type="gramStart"/>
-      <w:r>
-        <w:rPr>
-          <w:rFonts w:ascii="Times New Roman" w:eastAsia="Georgia" w:hAnsi="Times New Roman" w:cs="Times New Roman"/>
-          <w:szCs w:val="21"/>
-        </w:rPr>
-        <w:t>SP!,</w:t>
-      </w:r>
-      <w:proofErr w:type="gramEnd"/>
-      <w:r>
-        <w:rPr>
-          <w:rFonts w:ascii="Times New Roman" w:eastAsia="Georgia" w:hAnsi="Times New Roman" w:cs="Times New Roman"/>
-          <w:szCs w:val="21"/>
-        </w:rPr>
-        <w:t xml:space="preserve"> {</w:t>
-      </w:r>
-      <w:proofErr w:type="spellStart"/>
-      <w:r>
-        <w:rPr>
-          <w:rFonts w:ascii="Times New Roman" w:eastAsia="Georgia" w:hAnsi="Times New Roman" w:cs="Times New Roman"/>
-          <w:szCs w:val="21"/>
-        </w:rPr>
-        <w:t>register_list</w:t>
-      </w:r>
-      <w:proofErr w:type="spellEnd"/>
-      <w:r>
-        <w:rPr>
-          <w:rFonts w:ascii="Times New Roman" w:eastAsia="Georgia" w:hAnsi="Times New Roman" w:cs="Times New Roman"/>
-          <w:szCs w:val="21"/>
-        </w:rPr>
-        <w:t>}</w:t>
-      </w:r>
-    </w:p>
-    <w:p>
-      <w:pPr>
-        <w:spacing w:after="0"/>
-        <w:rPr>
-          <w:rFonts w:ascii="Times New Roman" w:hAnsi="Times New Roman" w:cs="Times New Roman"/>
-          <w:szCs w:val="21"/>
-        </w:rPr>
-      </w:pPr>
-      <w:r>
-        <w:rPr>
-          <w:rFonts w:ascii="Times New Roman" w:hAnsi="Times New Roman" w:cs="Times New Roman"/>
-          <w:b/>
-          <w:szCs w:val="21"/>
-        </w:rPr>
-        <w:t xml:space="preserve">ANS: </w:t>
-      </w:r>
-      <w:r>
-        <w:rPr>
-          <w:rFonts w:ascii="Times New Roman" w:hAnsi="Times New Roman" w:cs="Times New Roman"/>
-          <w:b/>
-          <w:szCs w:val="21"/>
-        </w:rPr>
-        <w:t>A</w:t>
-      </w:r>
-    </w:p>
-    <w:p>
-      <w:pPr>
-        <w:spacing w:after="210"/>
-        <w:rPr>
-          <w:rFonts w:ascii="Times New Roman" w:hAnsi="Times New Roman" w:cs="Times New Roman"/>
-          <w:szCs w:val="21"/>
-        </w:rPr>
-      </w:pPr>
-      <w:r>
-        <w:rPr>
-          <w:rFonts w:ascii="Times New Roman" w:hAnsi="Times New Roman" w:cs="Times New Roman"/>
-          <w:szCs w:val="21"/>
-        </w:rPr>
-        <w:t>POP is equivalent to LDMIA SP! (Load Multiple, Increment After). Load first, then increment SP.</w:t>
-      </w:r>
-    </w:p>
-    <w:p>
-      <w:pPr>
-        <w:spacing w:before="240" w:after="0" w:line="271" w:lineRule="auto"/>
-        <w:rPr>
-          <w:rFonts w:ascii="Times New Roman" w:hAnsi="Times New Roman" w:cs="Times New Roman"/>
-          <w:szCs w:val="21"/>
-        </w:rPr>
-      </w:pPr>
-      <w:bookmarkStart w:id="10" w:name="question_11_register_order_in_push"/>
-      <w:r>
-        <w:rPr>
-          <w:rFonts w:ascii="Times New Roman" w:hAnsi="Times New Roman" w:cs="Times New Roman"/>
-          <w:b/>
-          <w:szCs w:val="21"/>
-        </w:rPr>
-        <w:t>Q</w:t>
-      </w:r>
-      <w:r>
-        <w:rPr>
-          <w:rFonts w:ascii="Times New Roman" w:hAnsi="Times New Roman" w:cs="Times New Roman"/>
-          <w:b/>
-          <w:szCs w:val="21"/>
-        </w:rPr>
-        <w:t xml:space="preserve">11: </w:t>
-      </w:r>
-      <w:bookmarkEnd w:id="10"/>
-      <w:r>
-        <w:rPr>
-          <w:rFonts w:ascii="Times New Roman" w:hAnsi="Times New Roman" w:cs="Times New Roman"/>
-          <w:szCs w:val="21"/>
-        </w:rPr>
-        <w:t xml:space="preserve">When you execute PUSH {R1, R2, </w:t>
-      </w:r>
-      <w:proofErr w:type="gramStart"/>
-      <w:r>
-        <w:rPr>
-          <w:rFonts w:ascii="Times New Roman" w:hAnsi="Times New Roman" w:cs="Times New Roman"/>
-          <w:szCs w:val="21"/>
-        </w:rPr>
-        <w:t>R3},</w:t>
-      </w:r>
-      <w:proofErr w:type="gramEnd"/>
-      <w:r>
-        <w:rPr>
-          <w:rFonts w:ascii="Times New Roman" w:hAnsi="Times New Roman" w:cs="Times New Roman"/>
-          <w:szCs w:val="21"/>
-        </w:rPr>
-        <w:t xml:space="preserve"> in what </w:t>
-      </w:r>
-      <w:r>
-        <w:rPr>
-          <w:rFonts w:ascii="Times New Roman" w:hAnsi="Times New Roman" w:cs="Times New Roman"/>
-          <w:szCs w:val="21"/>
-        </w:rPr>
-        <w:t xml:space="preserve">memory address </w:t>
-      </w:r>
-      <w:r>
-        <w:rPr>
-          <w:rFonts w:ascii="Times New Roman" w:hAnsi="Times New Roman" w:cs="Times New Roman"/>
-          <w:szCs w:val="21"/>
-        </w:rPr>
-        <w:t>order are the registers stored in memory?</w:t>
-      </w:r>
-    </w:p>
-    <w:p>
-      <w:pPr>
-        <w:spacing w:after="210"/>
-        <w:rPr>
-          <w:rFonts w:ascii="Times New Roman" w:hAnsi="Times New Roman" w:cs="Times New Roman"/>
-          <w:szCs w:val="21"/>
-        </w:rPr>
-      </w:pPr>
-      <w:r>
-        <w:rPr>
-          <w:rFonts w:ascii="Times New Roman" w:hAnsi="Times New Roman" w:cs="Times New Roman"/>
-          <w:szCs w:val="21"/>
-        </w:rPr>
-        <w:t>A) R1, R2, R3 (from lowest to highest address)</w:t>
-      </w:r>
-      <w:r>
-        <w:rPr>
-          <w:rFonts w:ascii="Times New Roman" w:hAnsi="Times New Roman" w:cs="Times New Roman"/>
-          <w:szCs w:val="21"/>
-        </w:rPr>
-        <w:br/>
-        <w:t>B) R1, R2, R3 (lowest-numbered reg at lowest address; R1 pushed last)</w:t>
-      </w:r>
-      <w:r>
-        <w:rPr>
-          <w:rFonts w:ascii="Times New Roman" w:hAnsi="Times New Roman" w:cs="Times New Roman"/>
-          <w:szCs w:val="21"/>
-        </w:rPr>
-        <w:br/>
-        <w:t>C) R3, R2, R1 (from lowest to highest address)</w:t>
-      </w:r>
-      <w:r>
-        <w:rPr>
-          <w:rFonts w:ascii="Times New Roman" w:hAnsi="Times New Roman" w:cs="Times New Roman"/>
-          <w:szCs w:val="21"/>
-        </w:rPr>
-        <w:br/>
-        <w:t>D) No specific order; implementation-dependent</w:t>
+      <w:r>
+        <w:rPr>
+          <w:rFonts w:ascii="Times New Roman" w:hAnsi="Times New Roman" w:cs="Times New Roman"/>
+          <w:szCs w:val="21"/>
+        </w:rPr>
+        <w:t>) R3, R2, R1</w:t>
+      </w:r>
+      <w:r>
+        <w:rPr>
+          <w:rFonts w:ascii="Times New Roman" w:hAnsi="Times New Roman" w:cs="Times New Roman"/>
+          <w:szCs w:val="21"/>
+        </w:rPr>
+        <w:br/>
+      </w:r>
+      <w:r>
+        <w:rPr>
+          <w:rFonts w:ascii="Times New Roman" w:hAnsi="Times New Roman" w:cs="Times New Roman"/>
+          <w:szCs w:val="21"/>
+        </w:rPr>
+        <w:t>C</w:t>
+      </w:r>
+      <w:r>
+        <w:rPr>
+          <w:rFonts w:ascii="Times New Roman" w:hAnsi="Times New Roman" w:cs="Times New Roman"/>
+          <w:szCs w:val="21"/>
+        </w:rPr>
+        <w:t>) No specific order; implementation-dependent</w:t>
       </w:r>
     </w:p>
     <w:p>
@@ -1801,39 +1660,7 @@
           <w:rFonts w:ascii="Times New Roman" w:hAnsi="Times New Roman" w:cs="Times New Roman"/>
           <w:szCs w:val="21"/>
         </w:rPr>
-        <w:t xml:space="preserve">In full descending stack, SP is decremented BEFORE storing (pre-decrement). For PUSH {r4, </w:t>
-      </w:r>
-      <w:proofErr w:type="gramStart"/>
-      <w:r>
-        <w:rPr>
-          <w:rFonts w:ascii="Times New Roman" w:hAnsi="Times New Roman" w:cs="Times New Roman"/>
-          <w:szCs w:val="21"/>
-        </w:rPr>
-        <w:t>r5},</w:t>
-      </w:r>
-      <w:proofErr w:type="gramEnd"/>
-      <w:r>
-        <w:rPr>
-          <w:rFonts w:ascii="Times New Roman" w:hAnsi="Times New Roman" w:cs="Times New Roman"/>
-          <w:szCs w:val="21"/>
-        </w:rPr>
-        <w:t xml:space="preserve"> SP is </w:t>
-      </w:r>
-      <w:proofErr w:type="gramStart"/>
-      <w:r>
-        <w:rPr>
-          <w:rFonts w:ascii="Times New Roman" w:hAnsi="Times New Roman" w:cs="Times New Roman"/>
-          <w:szCs w:val="21"/>
-        </w:rPr>
-        <w:t>decremented</w:t>
-      </w:r>
-      <w:proofErr w:type="gramEnd"/>
-      <w:r>
-        <w:rPr>
-          <w:rFonts w:ascii="Times New Roman" w:hAnsi="Times New Roman" w:cs="Times New Roman"/>
-          <w:szCs w:val="21"/>
-        </w:rPr>
-        <w:t xml:space="preserve"> by 8, then stores occur.</w:t>
+        <w:t>In full descending stack, SP is decremented BEFORE storing (pre-decrement). For PUSH {r4, r5}, SP is decremented by 8, then stores occur.</w:t>
       </w:r>
     </w:p>
     <w:p>
@@ -1948,23 +1775,7 @@
           <w:rFonts w:ascii="Times New Roman" w:hAnsi="Times New Roman" w:cs="Times New Roman"/>
           <w:szCs w:val="21"/>
         </w:rPr>
-        <w:t xml:space="preserve">Caller-saved (R0-R3, R12): Caller preserves if needed. Callee-saved (R4-R11): Callee must </w:t>
-      </w:r>
-      <w:proofErr w:type="gramStart"/>
-      <w:r>
-        <w:rPr>
-          <w:rFonts w:ascii="Times New Roman" w:hAnsi="Times New Roman" w:cs="Times New Roman"/>
-          <w:szCs w:val="21"/>
-        </w:rPr>
-        <w:t>preserve</w:t>
-      </w:r>
-      <w:proofErr w:type="gramEnd"/>
-      <w:r>
-        <w:rPr>
-          <w:rFonts w:ascii="Times New Roman" w:hAnsi="Times New Roman" w:cs="Times New Roman"/>
-          <w:szCs w:val="21"/>
-        </w:rPr>
-        <w:t xml:space="preserve"> if modified.</w:t>
+        <w:t>Caller-saved (R0-R3, R12): Caller preserves if needed. Callee-saved (R4-R11): Callee must preserve if modified.</w:t>
       </w:r>
     </w:p>
     <w:p>
@@ -2194,55 +2005,7 @@
           <w:rFonts w:ascii="Times New Roman" w:hAnsi="Times New Roman" w:cs="Times New Roman"/>
           <w:szCs w:val="21"/>
         </w:rPr>
-        <w:t xml:space="preserve">When </w:t>
-      </w:r>
-      <w:proofErr w:type="gramStart"/>
-      <w:r>
-        <w:rPr>
-          <w:rFonts w:ascii="Times New Roman" w:hAnsi="Times New Roman" w:cs="Times New Roman"/>
-          <w:szCs w:val="21"/>
-        </w:rPr>
-        <w:t>foo(</w:t>
-      </w:r>
-      <w:proofErr w:type="gramEnd"/>
-      <w:r>
-        <w:rPr>
-          <w:rFonts w:ascii="Times New Roman" w:hAnsi="Times New Roman" w:cs="Times New Roman"/>
-          <w:szCs w:val="21"/>
-        </w:rPr>
-        <w:t xml:space="preserve">) calls </w:t>
-      </w:r>
-      <w:proofErr w:type="gramStart"/>
-      <w:r>
-        <w:rPr>
-          <w:rFonts w:ascii="Times New Roman" w:hAnsi="Times New Roman" w:cs="Times New Roman"/>
-          <w:szCs w:val="21"/>
-        </w:rPr>
-        <w:t>bar(</w:t>
-      </w:r>
-      <w:proofErr w:type="gramEnd"/>
-      <w:r>
-        <w:rPr>
-          <w:rFonts w:ascii="Times New Roman" w:hAnsi="Times New Roman" w:cs="Times New Roman"/>
-          <w:szCs w:val="21"/>
-        </w:rPr>
-        <w:t xml:space="preserve">), the BL bar instruction overwrites LR with bar's return address, destroying foo's return address. Solution: </w:t>
-      </w:r>
-      <w:proofErr w:type="gramStart"/>
-      <w:r>
-        <w:rPr>
-          <w:rFonts w:ascii="Times New Roman" w:hAnsi="Times New Roman" w:cs="Times New Roman"/>
-          <w:szCs w:val="21"/>
-        </w:rPr>
-        <w:t>foo</w:t>
-      </w:r>
-      <w:proofErr w:type="gramEnd"/>
-      <w:r>
-        <w:rPr>
-          <w:rFonts w:ascii="Times New Roman" w:hAnsi="Times New Roman" w:cs="Times New Roman"/>
-          <w:szCs w:val="21"/>
-        </w:rPr>
-        <w:t xml:space="preserve"> must save LR before the nested call.</w:t>
+        <w:t>When foo() calls bar(), the BL bar instruction overwrites LR with bar's return address, destroying foo's return address. Solution: foo must save LR before the nested call.</w:t>
       </w:r>
     </w:p>
     <w:p>
@@ -2371,25 +2134,7 @@
           <w:color w:val="A6A6A6" w:themeColor="background1" w:themeShade="A6"/>
           <w:szCs w:val="21"/>
         </w:rPr>
-        <w:t xml:space="preserve">A recursive function calls </w:t>
-      </w:r>
-      <w:proofErr w:type="gramStart"/>
-      <w:r>
-        <w:rPr>
-          <w:rFonts w:ascii="Times New Roman" w:hAnsi="Times New Roman" w:cs="Times New Roman"/>
-          <w:color w:val="A6A6A6" w:themeColor="background1" w:themeShade="A6"/>
-          <w:szCs w:val="21"/>
-        </w:rPr>
-        <w:t>itself on</w:t>
-      </w:r>
-      <w:proofErr w:type="gramEnd"/>
-      <w:r>
-        <w:rPr>
-          <w:rFonts w:ascii="Times New Roman" w:hAnsi="Times New Roman" w:cs="Times New Roman"/>
-          <w:color w:val="A6A6A6" w:themeColor="background1" w:themeShade="A6"/>
-          <w:szCs w:val="21"/>
-        </w:rPr>
-        <w:t xml:space="preserve"> smaller sub-problems with a base case to terminate recursion.</w:t>
+        <w:t>A recursive function calls itself on smaller sub-problems with a base case to terminate recursion.</w:t>
       </w:r>
     </w:p>
     <w:p>
@@ -2454,25 +2199,7 @@
           <w:szCs w:val="21"/>
         </w:rPr>
         <w:br/>
-        <w:t xml:space="preserve">B) </w:t>
-      </w:r>
-      <w:proofErr w:type="gramStart"/>
-      <w:r>
-        <w:rPr>
-          <w:rFonts w:ascii="Times New Roman" w:hAnsi="Times New Roman" w:cs="Times New Roman"/>
-          <w:color w:val="A6A6A6" w:themeColor="background1" w:themeShade="A6"/>
-          <w:szCs w:val="21"/>
-        </w:rPr>
-        <w:t>factorial(</w:t>
-      </w:r>
-      <w:proofErr w:type="gramEnd"/>
-      <w:r>
-        <w:rPr>
-          <w:rFonts w:ascii="Times New Roman" w:hAnsi="Times New Roman" w:cs="Times New Roman"/>
-          <w:color w:val="A6A6A6" w:themeColor="background1" w:themeShade="A6"/>
-          <w:szCs w:val="21"/>
-        </w:rPr>
-        <w:t>0) = n</w:t>
+        <w:t>B) factorial(0) = n</w:t>
       </w:r>
       <w:r>
         <w:rPr>
@@ -2701,23 +2428,7 @@
           <w:rFonts w:ascii="Times New Roman" w:hAnsi="Times New Roman" w:cs="Times New Roman"/>
           <w:szCs w:val="21"/>
         </w:rPr>
-        <w:t xml:space="preserve">After executing PUSH {R1, </w:t>
-      </w:r>
-      <w:proofErr w:type="gramStart"/>
-      <w:r>
-        <w:rPr>
-          <w:rFonts w:ascii="Times New Roman" w:hAnsi="Times New Roman" w:cs="Times New Roman"/>
-          <w:szCs w:val="21"/>
-        </w:rPr>
-        <w:t>R2},</w:t>
-      </w:r>
-      <w:proofErr w:type="gramEnd"/>
-      <w:r>
-        <w:rPr>
-          <w:rFonts w:ascii="Times New Roman" w:hAnsi="Times New Roman" w:cs="Times New Roman"/>
-          <w:szCs w:val="21"/>
-        </w:rPr>
-        <w:t xml:space="preserve"> what is the memory layout (assuming R1=0x11111111, R2=0x22222222)?</w:t>
+        <w:t>After executing PUSH {R1, R2}, what is the memory layout (assuming R1=0x11111111, R2=0x22222222)?</w:t>
       </w:r>
     </w:p>
     <w:p>
